--- a/t04_s4.docx
+++ b/t04_s4.docx
@@ -3,2168 +3,1698 @@
 <w:document xmlns:wpc="http://schemas.microsoft.com/office/word/2010/wordprocessingCanvas" xmlns:mo="http://schemas.microsoft.com/office/mac/office/2008/main" xmlns:mc="http://schemas.openxmlformats.org/markup-compatibility/2006" xmlns:mv="urn:schemas-microsoft-com:mac:vml" xmlns:o="urn:schemas-microsoft-com:office:office" xmlns:r="http://schemas.openxmlformats.org/officeDocument/2006/relationships" xmlns:m="http://schemas.openxmlformats.org/officeDocument/2006/math" xmlns:v="urn:schemas-microsoft-com:vml" xmlns:wp14="http://schemas.microsoft.com/office/word/2010/wordprocessingDrawing" xmlns:wp="http://schemas.openxmlformats.org/drawingml/2006/wordprocessingDrawing" xmlns:w10="urn:schemas-microsoft-com:office:word" xmlns:w="http://schemas.openxmlformats.org/wordprocessingml/2006/main" xmlns:w14="http://schemas.microsoft.com/office/word/2010/wordml" xmlns:wpg="http://schemas.microsoft.com/office/word/2010/wordprocessingGroup" xmlns:wpi="http://schemas.microsoft.com/office/word/2010/wordprocessingInk" xmlns:wne="http://schemas.microsoft.com/office/word/2006/wordml" xmlns:wps="http://schemas.microsoft.com/office/word/2010/wordprocessingShape" mc:Ignorable="w14 wp14">
   <w:body>
     <w:p>
-      <w:pPr>
-        <w:spacing w:after="20" w:before="120"/>
-      </w:pPr>
-      <w:r>
-        <w:rPr>
-          <w:b/>
-          <w:sz w:val="22"/>
-        </w:rPr>
-        <w:t>Question: What is the most common cause of postpartum hemorrhage?</w:t>
-      </w:r>
-    </w:p>
-    <w:p>
-      <w:pPr>
-        <w:spacing w:after="0" w:before="0"/>
-      </w:pPr>
-      <w:r>
-        <w:rPr>
-          <w:b w:val="0"/>
-          <w:sz w:val="22"/>
-        </w:rPr>
-        <w:t>(a) Trauma</w:t>
-      </w:r>
-    </w:p>
-    <w:p>
-      <w:pPr>
-        <w:spacing w:after="0" w:before="0"/>
-      </w:pPr>
-      <w:r>
-        <w:rPr>
-          <w:b w:val="0"/>
-          <w:sz w:val="22"/>
-        </w:rPr>
-        <w:t>(b) Oxytoxics</w:t>
-      </w:r>
-    </w:p>
-    <w:p>
-      <w:pPr>
-        <w:spacing w:after="0" w:before="0"/>
-      </w:pPr>
-      <w:r>
-        <w:rPr>
-          <w:b w:val="0"/>
-          <w:sz w:val="22"/>
-        </w:rPr>
-        <w:t>(c) Atonicity of uterus</w:t>
-      </w:r>
-    </w:p>
-    <w:p>
-      <w:pPr>
-        <w:spacing w:after="0" w:before="0"/>
-      </w:pPr>
-      <w:r>
-        <w:rPr>
-          <w:b w:val="0"/>
-          <w:sz w:val="22"/>
-        </w:rPr>
-        <w:t>(d) Precipitous labour</w:t>
-      </w:r>
-    </w:p>
-    <w:p>
-      <w:pPr>
-        <w:spacing w:after="0" w:before="40"/>
-      </w:pPr>
-      <w:r>
-        <w:rPr>
-          <w:b/>
-          <w:sz w:val="22"/>
-        </w:rPr>
-        <w:t>Answer: c</w:t>
-      </w:r>
-    </w:p>
-    <w:p>
-      <w:pPr>
-        <w:spacing w:after="0" w:before="0"/>
-      </w:pPr>
-      <w:r>
-        <w:rPr>
-          <w:b w:val="0"/>
-          <w:sz w:val="21"/>
-        </w:rPr>
-        <w:t>Solution: The most common cause of postpartum hemorrhage is atonicity of the uterus (option a). Atonicity refers to the lack of muscle tone or contractions in the uterus following childbirth. It can lead to the inability of the uterus to effectively contract and close off blood vessels, resulting in excessive bleeding. Postpartum hemorrhage is a significant complication that can occur immediately after delivery or within the first 24 hours. Prompt recognition and management of uterine atony are essential to control bleeding and prevent complications. Interventions such as uterine massage, administration of uterotonic medications, and, in severe cases, surgical interventions may be necessary.</w:t>
-      </w:r>
-    </w:p>
-    <w:p>
-      <w:pPr>
-        <w:spacing w:after="0" w:before="0"/>
-      </w:pPr>
-      <w:r>
-        <w:rPr>
-          <w:b w:val="0"/>
-          <w:sz w:val="20"/>
-        </w:rPr>
-        <w:t>Positive Marks: 1</w:t>
-      </w:r>
-    </w:p>
-    <w:p>
-      <w:pPr>
-        <w:spacing w:after="160" w:before="0"/>
-      </w:pPr>
-      <w:r>
-        <w:rPr>
-          <w:b w:val="0"/>
-          <w:sz w:val="20"/>
-        </w:rPr>
-        <w:t>Negative Marks: 0.25</w:t>
-      </w:r>
-    </w:p>
-    <w:p>
-      <w:pPr>
-        <w:spacing w:after="20" w:before="120"/>
-      </w:pPr>
-      <w:r>
-        <w:rPr>
-          <w:b/>
-          <w:sz w:val="22"/>
-        </w:rPr>
-        <w:t>Question: The leading anatomical part of the fetus closest to the pelvic inlet of the birth canal refers to:</w:t>
-      </w:r>
-    </w:p>
-    <w:p>
-      <w:pPr>
-        <w:spacing w:after="0" w:before="0"/>
-      </w:pPr>
-      <w:r>
-        <w:rPr>
-          <w:b w:val="0"/>
-          <w:sz w:val="22"/>
-        </w:rPr>
-        <w:t>(a) Position</w:t>
-      </w:r>
-    </w:p>
-    <w:p>
-      <w:pPr>
-        <w:spacing w:after="0" w:before="0"/>
-      </w:pPr>
-      <w:r>
-        <w:rPr>
-          <w:b w:val="0"/>
-          <w:sz w:val="22"/>
-        </w:rPr>
-        <w:t>(b) Denominator</w:t>
-      </w:r>
-    </w:p>
-    <w:p>
-      <w:pPr>
-        <w:spacing w:after="0" w:before="0"/>
-      </w:pPr>
-      <w:r>
-        <w:rPr>
-          <w:b w:val="0"/>
-          <w:sz w:val="22"/>
-        </w:rPr>
-        <w:t>(c) Presentation</w:t>
-      </w:r>
-    </w:p>
-    <w:p>
-      <w:pPr>
-        <w:spacing w:after="0" w:before="0"/>
-      </w:pPr>
-      <w:r>
-        <w:rPr>
-          <w:b w:val="0"/>
-          <w:sz w:val="22"/>
-        </w:rPr>
-        <w:t>(d) Lie</w:t>
-      </w:r>
-    </w:p>
-    <w:p>
-      <w:pPr>
-        <w:spacing w:after="0" w:before="40"/>
-      </w:pPr>
-      <w:r>
-        <w:rPr>
-          <w:b/>
-          <w:sz w:val="22"/>
-        </w:rPr>
-        <w:t>Answer: c</w:t>
-      </w:r>
-    </w:p>
-    <w:p>
-      <w:pPr>
-        <w:spacing w:after="0" w:before="0"/>
-      </w:pPr>
-      <w:r>
-        <w:rPr>
-          <w:b w:val="0"/>
-          <w:sz w:val="21"/>
-        </w:rPr>
-        <w:t>Solution: The part of the fetus that lies lowest in the pelvis and leads through the birth canal is the presentation (e.g., cephalic, breech).</w:t>
-      </w:r>
-    </w:p>
-    <w:p>
-      <w:pPr>
-        <w:spacing w:after="0" w:before="0"/>
-      </w:pPr>
-      <w:r>
-        <w:rPr>
-          <w:b w:val="0"/>
-          <w:sz w:val="20"/>
-        </w:rPr>
-        <w:t>Positive Marks: 1</w:t>
-      </w:r>
-    </w:p>
-    <w:p>
-      <w:pPr>
-        <w:spacing w:after="160" w:before="0"/>
-      </w:pPr>
-      <w:r>
-        <w:rPr>
-          <w:b w:val="0"/>
-          <w:sz w:val="20"/>
-        </w:rPr>
-        <w:t>Negative Marks: 0.25</w:t>
-      </w:r>
-    </w:p>
-    <w:p>
-      <w:pPr>
-        <w:spacing w:after="20" w:before="120"/>
-      </w:pPr>
-      <w:r>
-        <w:rPr>
-          <w:b/>
-          <w:sz w:val="22"/>
-        </w:rPr>
-        <w:t>Question: A mother diagnosed right side breast abscess, which is a right option?</w:t>
-      </w:r>
-    </w:p>
-    <w:p>
-      <w:pPr>
-        <w:spacing w:after="0" w:before="0"/>
-      </w:pPr>
-      <w:r>
-        <w:rPr>
-          <w:b w:val="0"/>
-          <w:sz w:val="22"/>
-        </w:rPr>
-        <w:t>(a) Offer both breast for feeding</w:t>
-      </w:r>
-    </w:p>
-    <w:p>
-      <w:pPr>
-        <w:spacing w:after="0" w:before="0"/>
-      </w:pPr>
-      <w:r>
-        <w:rPr>
-          <w:b w:val="0"/>
-          <w:sz w:val="22"/>
-        </w:rPr>
-        <w:t>(b) To give bromocriptine</w:t>
-      </w:r>
-    </w:p>
-    <w:p>
-      <w:pPr>
-        <w:spacing w:after="0" w:before="0"/>
-      </w:pPr>
-      <w:r>
-        <w:rPr>
-          <w:b w:val="0"/>
-          <w:sz w:val="22"/>
-        </w:rPr>
-        <w:t>(c) Suppress the lactation by given vit-B</w:t>
-      </w:r>
-    </w:p>
-    <w:p>
-      <w:pPr>
-        <w:spacing w:after="0" w:before="0"/>
-      </w:pPr>
-      <w:r>
-        <w:rPr>
-          <w:b w:val="0"/>
-          <w:sz w:val="22"/>
-        </w:rPr>
-        <w:t>(d) To offer left breast for feeding</w:t>
-      </w:r>
-    </w:p>
-    <w:p>
-      <w:pPr>
-        <w:spacing w:after="0" w:before="40"/>
-      </w:pPr>
-      <w:r>
-        <w:rPr>
-          <w:b/>
-          <w:sz w:val="22"/>
-        </w:rPr>
-        <w:t>Answer: a</w:t>
-      </w:r>
-    </w:p>
-    <w:p>
-      <w:pPr>
-        <w:spacing w:after="0" w:before="0"/>
-      </w:pPr>
-      <w:r>
-        <w:rPr>
-          <w:b w:val="0"/>
-          <w:sz w:val="21"/>
-        </w:rPr>
-        <w:t>Solution: When a mother is diagnosed with a right-sided breast abscess, the appropriate option is to offer both breasts for feeding (option D). Breast abscess is a localized collection of pus within the breast tissue, often resulting from a bacterial infection. It is important to continue breastfeeding to facilitate milk drainage and prevent engorgement. Offering both breasts for feeding helps to maintain milk production and prevent the development of complications such as mastitis. Along with breastfeeding, proper management of the abscess, which may include antibiotic therapy and drainage if necessary, should be carried out under medical supervision.</w:t>
-      </w:r>
-    </w:p>
-    <w:p>
-      <w:pPr>
-        <w:spacing w:after="0" w:before="0"/>
-      </w:pPr>
-      <w:r>
-        <w:rPr>
-          <w:b w:val="0"/>
-          <w:sz w:val="20"/>
-        </w:rPr>
-        <w:t>Positive Marks: 1</w:t>
-      </w:r>
-    </w:p>
-    <w:p>
-      <w:pPr>
-        <w:spacing w:after="160" w:before="0"/>
-      </w:pPr>
-      <w:r>
-        <w:rPr>
-          <w:b w:val="0"/>
-          <w:sz w:val="20"/>
-        </w:rPr>
-        <w:t>Negative Marks: 0.25</w:t>
-      </w:r>
-    </w:p>
-    <w:p>
-      <w:pPr>
-        <w:spacing w:after="20" w:before="120"/>
-      </w:pPr>
-      <w:r>
-        <w:rPr>
-          <w:b/>
-          <w:sz w:val="22"/>
-        </w:rPr>
-        <w:t>Question: Which city in India is widely known as the 'Electronic City' or 'Silicon Valley of India'?</w:t>
-      </w:r>
-    </w:p>
-    <w:p>
-      <w:pPr>
-        <w:spacing w:after="0" w:before="0"/>
-      </w:pPr>
-      <w:r>
-        <w:rPr>
-          <w:b w:val="0"/>
-          <w:sz w:val="22"/>
-        </w:rPr>
-        <w:t>(a) Bengaluru (Bangalore)</w:t>
-      </w:r>
-    </w:p>
-    <w:p>
-      <w:pPr>
-        <w:spacing w:after="0" w:before="0"/>
-      </w:pPr>
-      <w:r>
-        <w:rPr>
-          <w:b w:val="0"/>
-          <w:sz w:val="22"/>
-        </w:rPr>
-        <w:t>(b) Indore</w:t>
-      </w:r>
-    </w:p>
-    <w:p>
-      <w:pPr>
-        <w:spacing w:after="0" w:before="0"/>
-      </w:pPr>
-      <w:r>
-        <w:rPr>
-          <w:b w:val="0"/>
-          <w:sz w:val="22"/>
-        </w:rPr>
-        <w:t>(c) Chandigarh</w:t>
-      </w:r>
-    </w:p>
-    <w:p>
-      <w:pPr>
-        <w:spacing w:after="0" w:before="0"/>
-      </w:pPr>
-      <w:r>
-        <w:rPr>
-          <w:b w:val="0"/>
-          <w:sz w:val="22"/>
-        </w:rPr>
-        <w:t>(d) Delhi</w:t>
-      </w:r>
-    </w:p>
-    <w:p>
-      <w:pPr>
-        <w:spacing w:after="0" w:before="40"/>
-      </w:pPr>
-      <w:r>
-        <w:rPr>
-          <w:b/>
-          <w:sz w:val="22"/>
-        </w:rPr>
-        <w:t>Answer: a</w:t>
-      </w:r>
-    </w:p>
-    <w:p>
-      <w:pPr>
-        <w:spacing w:after="0" w:before="0"/>
-      </w:pPr>
-      <w:r>
-        <w:rPr>
-          <w:b w:val="0"/>
-          <w:sz w:val="21"/>
-        </w:rPr>
-        <w:t>Solution: Bengaluru (Bangalore) is known as the Electronic City and Silicon Valley of India due to its status as the nation's leading IT exporter.</w:t>
-      </w:r>
-    </w:p>
-    <w:p>
-      <w:pPr>
-        <w:spacing w:after="0" w:before="0"/>
-      </w:pPr>
-      <w:r>
-        <w:rPr>
-          <w:b w:val="0"/>
-          <w:sz w:val="20"/>
-        </w:rPr>
-        <w:t>Positive Marks: 1</w:t>
-      </w:r>
-    </w:p>
-    <w:p>
-      <w:pPr>
-        <w:spacing w:after="160" w:before="0"/>
-      </w:pPr>
-      <w:r>
-        <w:rPr>
-          <w:b w:val="0"/>
-          <w:sz w:val="20"/>
-        </w:rPr>
-        <w:t>Negative Marks: 0.25</w:t>
-      </w:r>
-    </w:p>
-    <w:p>
-      <w:pPr>
-        <w:spacing w:after="20" w:before="120"/>
-      </w:pPr>
-      <w:r>
-        <w:rPr>
-          <w:b/>
-          <w:sz w:val="22"/>
-        </w:rPr>
-        <w:t>Question: All of the following disease fall under National Vector Born Disease Control Program except</w:t>
-      </w:r>
-    </w:p>
-    <w:p>
-      <w:pPr>
-        <w:spacing w:after="0" w:before="0"/>
-      </w:pPr>
-      <w:r>
-        <w:rPr>
-          <w:b w:val="0"/>
-          <w:sz w:val="22"/>
-        </w:rPr>
-        <w:t>(a) Plague</w:t>
-      </w:r>
-    </w:p>
-    <w:p>
-      <w:pPr>
-        <w:spacing w:after="0" w:before="0"/>
-      </w:pPr>
-      <w:r>
-        <w:rPr>
-          <w:b w:val="0"/>
-          <w:sz w:val="22"/>
-        </w:rPr>
-        <w:t>(b) Dengue</w:t>
-      </w:r>
-    </w:p>
-    <w:p>
-      <w:pPr>
-        <w:spacing w:after="0" w:before="0"/>
-      </w:pPr>
-      <w:r>
-        <w:rPr>
-          <w:b w:val="0"/>
-          <w:sz w:val="22"/>
-        </w:rPr>
-        <w:t>(c) Filaria</w:t>
-      </w:r>
-    </w:p>
-    <w:p>
-      <w:pPr>
-        <w:spacing w:after="0" w:before="0"/>
-      </w:pPr>
-      <w:r>
-        <w:rPr>
-          <w:b w:val="0"/>
-          <w:sz w:val="22"/>
-        </w:rPr>
-        <w:t>(d) Chikungunya</w:t>
-      </w:r>
-    </w:p>
-    <w:p>
-      <w:pPr>
-        <w:spacing w:after="0" w:before="40"/>
-      </w:pPr>
-      <w:r>
-        <w:rPr>
-          <w:b/>
-          <w:sz w:val="22"/>
-        </w:rPr>
-        <w:t>Answer: a</w:t>
-      </w:r>
-    </w:p>
-    <w:p>
-      <w:pPr>
-        <w:spacing w:after="0" w:before="0"/>
-      </w:pPr>
-      <w:r>
-        <w:rPr>
-          <w:b w:val="0"/>
-          <w:sz w:val="21"/>
-        </w:rPr>
-        <w:t>Solution: Plague is not a vector-borne disease included under NVBDCP; filaria, chikungunya and dengue are.</w:t>
-      </w:r>
-    </w:p>
-    <w:p>
-      <w:pPr>
-        <w:spacing w:after="0" w:before="0"/>
-      </w:pPr>
-      <w:r>
-        <w:rPr>
-          <w:b w:val="0"/>
-          <w:sz w:val="20"/>
-        </w:rPr>
-        <w:t>Positive Marks: 1</w:t>
-      </w:r>
-    </w:p>
-    <w:p>
-      <w:pPr>
-        <w:spacing w:after="160" w:before="0"/>
-      </w:pPr>
-      <w:r>
-        <w:rPr>
-          <w:b w:val="0"/>
-          <w:sz w:val="20"/>
-        </w:rPr>
-        <w:t>Negative Marks: 0.25</w:t>
-      </w:r>
-    </w:p>
-    <w:p>
-      <w:pPr>
-        <w:spacing w:after="20" w:before="120"/>
-      </w:pPr>
-      <w:r>
-        <w:rPr>
-          <w:b/>
-          <w:sz w:val="22"/>
-        </w:rPr>
-        <w:t>Question: What is the normal neonatal heart rate</w:t>
-      </w:r>
-    </w:p>
-    <w:p>
-      <w:pPr>
-        <w:spacing w:after="0" w:before="0"/>
-      </w:pPr>
-      <w:r>
-        <w:rPr>
-          <w:b w:val="0"/>
-          <w:sz w:val="22"/>
-        </w:rPr>
-        <w:t>(a) 80-100 BPM</w:t>
-      </w:r>
-    </w:p>
-    <w:p>
-      <w:pPr>
-        <w:spacing w:after="0" w:before="0"/>
-      </w:pPr>
-      <w:r>
-        <w:rPr>
-          <w:b w:val="0"/>
-          <w:sz w:val="22"/>
-        </w:rPr>
-        <w:t>(b) 160-200 BPM</w:t>
-      </w:r>
-    </w:p>
-    <w:p>
-      <w:pPr>
-        <w:spacing w:after="0" w:before="0"/>
-      </w:pPr>
-      <w:r>
-        <w:rPr>
-          <w:b w:val="0"/>
-          <w:sz w:val="22"/>
-        </w:rPr>
-        <w:t>(c) 100-120 BPM</w:t>
-      </w:r>
-    </w:p>
-    <w:p>
-      <w:pPr>
-        <w:spacing w:after="0" w:before="0"/>
-      </w:pPr>
-      <w:r>
-        <w:rPr>
-          <w:b w:val="0"/>
-          <w:sz w:val="22"/>
-        </w:rPr>
-        <w:t>(d) 120-160 BPM</w:t>
-      </w:r>
-    </w:p>
-    <w:p>
-      <w:pPr>
-        <w:spacing w:after="0" w:before="40"/>
-      </w:pPr>
-      <w:r>
-        <w:rPr>
-          <w:b/>
-          <w:sz w:val="22"/>
-        </w:rPr>
-        <w:t>Answer: d</w:t>
-      </w:r>
-    </w:p>
-    <w:p>
-      <w:pPr>
-        <w:spacing w:after="0" w:before="0"/>
-      </w:pPr>
-      <w:r>
-        <w:rPr>
-          <w:b w:val="0"/>
-          <w:sz w:val="21"/>
-        </w:rPr>
-        <w:t>Solution: The normal neonatal heart rate ranges from 120 to 160 beats per minute (BPM). The heart rate in newborns is generally faster than in older children and adults due to the higher metabolic demands of their developing bodies. The heart rate can vary within this range depending on the baby's activity level, sleep state, and response to stimulation. Monitoring the heart rate in neonates is an essential part of assessing their cardiovascular function and overall well-being.</w:t>
-      </w:r>
-    </w:p>
-    <w:p>
-      <w:pPr>
-        <w:spacing w:after="0" w:before="0"/>
-      </w:pPr>
-      <w:r>
-        <w:rPr>
-          <w:b w:val="0"/>
-          <w:sz w:val="20"/>
-        </w:rPr>
-        <w:t>Positive Marks: 1</w:t>
-      </w:r>
-    </w:p>
-    <w:p>
-      <w:pPr>
-        <w:spacing w:after="160" w:before="0"/>
-      </w:pPr>
-      <w:r>
-        <w:rPr>
-          <w:b w:val="0"/>
-          <w:sz w:val="20"/>
-        </w:rPr>
-        <w:t>Negative Marks: 0.25</w:t>
-      </w:r>
-    </w:p>
-    <w:p>
-      <w:pPr>
-        <w:spacing w:after="20" w:before="120"/>
-      </w:pPr>
-      <w:r>
-        <w:rPr>
-          <w:b/>
-          <w:sz w:val="22"/>
-        </w:rPr>
-        <w:t>Question: Who invented the steam pressure sterilizer known as the Autoclave in 1879?</w:t>
-      </w:r>
-    </w:p>
-    <w:p>
-      <w:pPr>
-        <w:spacing w:after="0" w:before="0"/>
-      </w:pPr>
-      <w:r>
-        <w:rPr>
-          <w:b w:val="0"/>
-          <w:sz w:val="22"/>
-        </w:rPr>
-        <w:t>(a) Charles Chamberland</w:t>
-      </w:r>
-    </w:p>
-    <w:p>
-      <w:pPr>
-        <w:spacing w:after="0" w:before="0"/>
-      </w:pPr>
-      <w:r>
-        <w:rPr>
-          <w:b w:val="0"/>
-          <w:sz w:val="22"/>
-        </w:rPr>
-        <w:t>(b) Robert Koch</w:t>
-      </w:r>
-    </w:p>
-    <w:p>
-      <w:pPr>
-        <w:spacing w:after="0" w:before="0"/>
-      </w:pPr>
-      <w:r>
-        <w:rPr>
-          <w:b w:val="0"/>
-          <w:sz w:val="22"/>
-        </w:rPr>
-        <w:t>(c) Edward Jenner</w:t>
-      </w:r>
-    </w:p>
-    <w:p>
-      <w:pPr>
-        <w:spacing w:after="0" w:before="0"/>
-      </w:pPr>
-      <w:r>
-        <w:rPr>
-          <w:b w:val="0"/>
-          <w:sz w:val="22"/>
-        </w:rPr>
-        <w:t>(d) Anton van Leeuwenhoek</w:t>
-      </w:r>
-    </w:p>
-    <w:p>
-      <w:pPr>
-        <w:spacing w:after="0" w:before="40"/>
-      </w:pPr>
-      <w:r>
-        <w:rPr>
-          <w:b/>
-          <w:sz w:val="22"/>
-        </w:rPr>
-        <w:t>Answer: a</w:t>
-      </w:r>
-    </w:p>
-    <w:p>
-      <w:pPr>
-        <w:spacing w:after="0" w:before="0"/>
-      </w:pPr>
-      <w:r>
-        <w:rPr>
-          <w:b w:val="0"/>
-          <w:sz w:val="21"/>
-        </w:rPr>
-        <w:t>Solution: Charles Chamberland, a collaborator of Louis Pasteur, invented the autoclave in 1879 for moist heat pressure sterilization.</w:t>
-      </w:r>
-    </w:p>
-    <w:p>
-      <w:pPr>
-        <w:spacing w:after="0" w:before="0"/>
-      </w:pPr>
-      <w:r>
-        <w:rPr>
-          <w:b w:val="0"/>
-          <w:sz w:val="20"/>
-        </w:rPr>
-        <w:t>Positive Marks: 1</w:t>
-      </w:r>
-    </w:p>
-    <w:p>
-      <w:pPr>
-        <w:spacing w:after="160" w:before="0"/>
-      </w:pPr>
-      <w:r>
-        <w:rPr>
-          <w:b w:val="0"/>
-          <w:sz w:val="20"/>
-        </w:rPr>
-        <w:t>Negative Marks: 0.25</w:t>
-      </w:r>
-    </w:p>
-    <w:p>
-      <w:pPr>
-        <w:spacing w:after="20" w:before="120"/>
-      </w:pPr>
-      <w:r>
-        <w:rPr>
-          <w:b/>
-          <w:sz w:val="22"/>
-        </w:rPr>
-        <w:t>Question: The best position for a patient with a suspected head injury is:</w:t>
-      </w:r>
-    </w:p>
-    <w:p>
-      <w:pPr>
-        <w:spacing w:after="0" w:before="0"/>
-      </w:pPr>
-      <w:r>
-        <w:rPr>
-          <w:b w:val="0"/>
-          <w:sz w:val="22"/>
-        </w:rPr>
-        <w:t>(a) Head elevated 30 degrees</w:t>
-      </w:r>
-    </w:p>
-    <w:p>
-      <w:pPr>
-        <w:spacing w:after="0" w:before="0"/>
-      </w:pPr>
-      <w:r>
-        <w:rPr>
-          <w:b w:val="0"/>
-          <w:sz w:val="22"/>
-        </w:rPr>
-        <w:t>(b) Trendelenburg</w:t>
-      </w:r>
-    </w:p>
-    <w:p>
-      <w:pPr>
-        <w:spacing w:after="0" w:before="0"/>
-      </w:pPr>
-      <w:r>
-        <w:rPr>
-          <w:b w:val="0"/>
-          <w:sz w:val="22"/>
-        </w:rPr>
-        <w:t>(c) Prone</w:t>
-      </w:r>
-    </w:p>
-    <w:p>
-      <w:pPr>
-        <w:spacing w:after="0" w:before="0"/>
-      </w:pPr>
-      <w:r>
-        <w:rPr>
-          <w:b w:val="0"/>
-          <w:sz w:val="22"/>
-        </w:rPr>
-        <w:t>(d) Flat supine</w:t>
-      </w:r>
-    </w:p>
-    <w:p>
-      <w:pPr>
-        <w:spacing w:after="0" w:before="40"/>
-      </w:pPr>
-      <w:r>
-        <w:rPr>
-          <w:b/>
-          <w:sz w:val="22"/>
-        </w:rPr>
-        <w:t>Answer: a</w:t>
-      </w:r>
-    </w:p>
-    <w:p>
-      <w:pPr>
-        <w:spacing w:after="0" w:before="0"/>
-      </w:pPr>
-      <w:r>
-        <w:rPr>
-          <w:b w:val="0"/>
-          <w:sz w:val="21"/>
-        </w:rPr>
-        <w:t>Solution: Elevating the head 30 degrees promotes venous drainage and reduces intracranial pressure.</w:t>
-      </w:r>
-    </w:p>
-    <w:p>
-      <w:pPr>
-        <w:spacing w:after="0" w:before="0"/>
-      </w:pPr>
-      <w:r>
-        <w:rPr>
-          <w:b w:val="0"/>
-          <w:sz w:val="20"/>
-        </w:rPr>
-        <w:t>Positive Marks: 1</w:t>
-      </w:r>
-    </w:p>
-    <w:p>
-      <w:pPr>
-        <w:spacing w:after="160" w:before="0"/>
-      </w:pPr>
-      <w:r>
-        <w:rPr>
-          <w:b w:val="0"/>
-          <w:sz w:val="20"/>
-        </w:rPr>
-        <w:t>Negative Marks: 0.25</w:t>
-      </w:r>
-    </w:p>
-    <w:p>
-      <w:pPr>
-        <w:spacing w:after="20" w:before="120"/>
-      </w:pPr>
-      <w:r>
-        <w:rPr>
-          <w:b/>
-          <w:sz w:val="22"/>
-        </w:rPr>
-        <w:t>Question: Widal test is done in the diagnosis of:</w:t>
-      </w:r>
-    </w:p>
-    <w:p>
-      <w:pPr>
-        <w:spacing w:after="0" w:before="0"/>
-      </w:pPr>
-      <w:r>
-        <w:rPr>
-          <w:b w:val="0"/>
-          <w:sz w:val="22"/>
-        </w:rPr>
-        <w:t>(a) Hay fever</w:t>
-      </w:r>
-    </w:p>
-    <w:p>
-      <w:pPr>
-        <w:spacing w:after="0" w:before="0"/>
-      </w:pPr>
-      <w:r>
-        <w:rPr>
-          <w:b w:val="0"/>
-          <w:sz w:val="22"/>
-        </w:rPr>
-        <w:t>(b) Dengue fever</w:t>
-      </w:r>
-    </w:p>
-    <w:p>
-      <w:pPr>
-        <w:spacing w:after="0" w:before="0"/>
-      </w:pPr>
-      <w:r>
-        <w:rPr>
-          <w:b w:val="0"/>
-          <w:sz w:val="22"/>
-        </w:rPr>
-        <w:t>(c) Enteric fever</w:t>
-      </w:r>
-    </w:p>
-    <w:p>
-      <w:pPr>
-        <w:spacing w:after="0" w:before="0"/>
-      </w:pPr>
-      <w:r>
-        <w:rPr>
-          <w:b w:val="0"/>
-          <w:sz w:val="22"/>
-        </w:rPr>
-        <w:t>(d) Rheumatic fever</w:t>
-      </w:r>
-    </w:p>
-    <w:p>
-      <w:pPr>
-        <w:spacing w:after="0" w:before="40"/>
-      </w:pPr>
-      <w:r>
-        <w:rPr>
-          <w:b/>
-          <w:sz w:val="22"/>
-        </w:rPr>
-        <w:t>Answer: c</w:t>
-      </w:r>
-    </w:p>
-    <w:p>
-      <w:pPr>
-        <w:spacing w:after="0" w:before="0"/>
-      </w:pPr>
-      <w:r>
-        <w:rPr>
-          <w:b w:val="0"/>
-          <w:sz w:val="21"/>
-        </w:rPr>
-        <w:t>Solution: The Widal test is used in the diagnosis of enteric (typhoid) fever caused by Salmonella typhi.</w:t>
-      </w:r>
-    </w:p>
-    <w:p>
-      <w:pPr>
-        <w:spacing w:after="0" w:before="0"/>
-      </w:pPr>
-      <w:r>
-        <w:rPr>
-          <w:b w:val="0"/>
-          <w:sz w:val="20"/>
-        </w:rPr>
-        <w:t>Positive Marks: 1</w:t>
-      </w:r>
-    </w:p>
-    <w:p>
-      <w:pPr>
-        <w:spacing w:after="160" w:before="0"/>
-      </w:pPr>
-      <w:r>
-        <w:rPr>
-          <w:b w:val="0"/>
-          <w:sz w:val="20"/>
-        </w:rPr>
-        <w:t>Negative Marks: 0.25</w:t>
-      </w:r>
-    </w:p>
-    <w:p>
-      <w:pPr>
-        <w:spacing w:after="20" w:before="120"/>
-      </w:pPr>
-      <w:r>
-        <w:rPr>
-          <w:b/>
-          <w:sz w:val="22"/>
-        </w:rPr>
-        <w:t>Question: A client is at 35 weeks of gestation and calls the nurse at the clinic and reports a sudden discharge of fluid from the vagina. Based on the data provided, the suspects which of the following conditions?</w:t>
-      </w:r>
-    </w:p>
-    <w:p>
-      <w:pPr>
-        <w:spacing w:after="0" w:before="0"/>
-      </w:pPr>
-      <w:r>
-        <w:rPr>
-          <w:b w:val="0"/>
-          <w:sz w:val="22"/>
-        </w:rPr>
-        <w:t>(a) Miscarriage</w:t>
-      </w:r>
-    </w:p>
-    <w:p>
-      <w:pPr>
-        <w:spacing w:after="0" w:before="0"/>
-      </w:pPr>
-      <w:r>
-        <w:rPr>
-          <w:b w:val="0"/>
-          <w:sz w:val="22"/>
-        </w:rPr>
-        <w:t>(b) Preterm labor</w:t>
-      </w:r>
-    </w:p>
-    <w:p>
-      <w:pPr>
-        <w:spacing w:after="0" w:before="0"/>
-      </w:pPr>
-      <w:r>
-        <w:rPr>
-          <w:b w:val="0"/>
-          <w:sz w:val="22"/>
-        </w:rPr>
-        <w:t>(c) Intrauterine fetal demise</w:t>
-      </w:r>
-    </w:p>
-    <w:p>
-      <w:pPr>
-        <w:spacing w:after="0" w:before="0"/>
-      </w:pPr>
-      <w:r>
-        <w:rPr>
-          <w:b w:val="0"/>
-          <w:sz w:val="22"/>
-        </w:rPr>
-        <w:t>(d) Premature rupture of the membranes</w:t>
-      </w:r>
-    </w:p>
-    <w:p>
-      <w:pPr>
-        <w:spacing w:after="0" w:before="40"/>
-      </w:pPr>
-      <w:r>
-        <w:rPr>
-          <w:b/>
-          <w:sz w:val="22"/>
-        </w:rPr>
-        <w:t>Answer: d</w:t>
-      </w:r>
-    </w:p>
-    <w:p>
-      <w:pPr>
-        <w:spacing w:after="0" w:before="0"/>
-      </w:pPr>
-      <w:r>
-        <w:rPr>
-          <w:b w:val="0"/>
-          <w:sz w:val="21"/>
-        </w:rPr>
-        <w:t>Solution: Sudden gush of fluid per vaginum at 35 weeks suggests premature rupture of membranes (PROM).</w:t>
-      </w:r>
-    </w:p>
-    <w:p>
-      <w:pPr>
-        <w:spacing w:after="0" w:before="0"/>
-      </w:pPr>
-      <w:r>
-        <w:rPr>
-          <w:b w:val="0"/>
-          <w:sz w:val="20"/>
-        </w:rPr>
-        <w:t>Positive Marks: 1</w:t>
-      </w:r>
-    </w:p>
-    <w:p>
-      <w:pPr>
-        <w:spacing w:after="160" w:before="0"/>
-      </w:pPr>
-      <w:r>
-        <w:rPr>
-          <w:b w:val="0"/>
-          <w:sz w:val="20"/>
-        </w:rPr>
-        <w:t>Negative Marks: 0.25</w:t>
-      </w:r>
-    </w:p>
-    <w:p>
-      <w:pPr>
-        <w:spacing w:after="20" w:before="120"/>
-      </w:pPr>
-      <w:r>
-        <w:rPr>
-          <w:b/>
-          <w:sz w:val="22"/>
-        </w:rPr>
-        <w:t>Question: All symptoms occurs in pre-menstrual syndrome (PMS).Except?</w:t>
-      </w:r>
-    </w:p>
-    <w:p>
-      <w:pPr>
-        <w:spacing w:after="0" w:before="0"/>
-      </w:pPr>
-      <w:r>
-        <w:rPr>
-          <w:b w:val="0"/>
-          <w:sz w:val="22"/>
-        </w:rPr>
-        <w:t>(a) Breast tendemess</w:t>
-      </w:r>
-    </w:p>
-    <w:p>
-      <w:pPr>
-        <w:spacing w:after="0" w:before="0"/>
-      </w:pPr>
-      <w:r>
-        <w:rPr>
-          <w:b w:val="0"/>
-          <w:sz w:val="22"/>
-        </w:rPr>
-        <w:t>(b) Abdomen Pain &amp; bloating</w:t>
-      </w:r>
-    </w:p>
-    <w:p>
-      <w:pPr>
-        <w:spacing w:after="0" w:before="0"/>
-      </w:pPr>
-      <w:r>
-        <w:rPr>
-          <w:b w:val="0"/>
-          <w:sz w:val="22"/>
-        </w:rPr>
-        <w:t>(c) Weight loss</w:t>
-      </w:r>
-    </w:p>
-    <w:p>
-      <w:pPr>
-        <w:spacing w:after="0" w:before="0"/>
-      </w:pPr>
-      <w:r>
-        <w:rPr>
-          <w:b w:val="0"/>
-          <w:sz w:val="22"/>
-        </w:rPr>
-        <w:t>(d) Constipation</w:t>
-      </w:r>
-    </w:p>
-    <w:p>
-      <w:pPr>
-        <w:spacing w:after="0" w:before="40"/>
-      </w:pPr>
-      <w:r>
-        <w:rPr>
-          <w:b/>
-          <w:sz w:val="22"/>
-        </w:rPr>
-        <w:t>Answer: c</w:t>
-      </w:r>
-    </w:p>
-    <w:p>
-      <w:pPr>
-        <w:spacing w:after="0" w:before="0"/>
-      </w:pPr>
-      <w:r>
-        <w:rPr>
-          <w:b w:val="0"/>
-          <w:sz w:val="21"/>
-        </w:rPr>
-        <w:t>Solution: Weight loss (option B) is not typically considered a symptom of premenstrual syndrome (PMS). PMS refers to a combination of physical, emotional, and behavioral symptoms that occur in the days or weeks leading up to menstruation in many women. Common symptoms of PMS include bloating, breast tenderness, mood swings, irritability, fatigue, food cravings, and abdominal pain. However, weight loss is not a recognized symptom of PMS. It is important to note that the severity and specific symptoms of PMS can vary among individuals. If someone experiences significant or disruptive symptoms related to their menstrual cycle, it is advisable to consult a healthcare provider for evaluation and management.</w:t>
-      </w:r>
-    </w:p>
-    <w:p>
-      <w:pPr>
-        <w:spacing w:after="0" w:before="0"/>
-      </w:pPr>
-      <w:r>
-        <w:rPr>
-          <w:b w:val="0"/>
-          <w:sz w:val="20"/>
-        </w:rPr>
-        <w:t>Positive Marks: 1</w:t>
-      </w:r>
-    </w:p>
-    <w:p>
-      <w:pPr>
-        <w:spacing w:after="160" w:before="0"/>
-      </w:pPr>
-      <w:r>
-        <w:rPr>
-          <w:b w:val="0"/>
-          <w:sz w:val="20"/>
-        </w:rPr>
-        <w:t>Negative Marks: 0.25</w:t>
-      </w:r>
-    </w:p>
-    <w:p>
-      <w:pPr>
-        <w:spacing w:after="20" w:before="120"/>
-      </w:pPr>
-      <w:r>
-        <w:rPr>
-          <w:b/>
-          <w:sz w:val="22"/>
-        </w:rPr>
-        <w:t>Question: A client is admitted with deep partial-thickness burns over 40% of the body. What is the nurse's FIRST priority in the first 24 hours?</w:t>
-      </w:r>
-    </w:p>
-    <w:p>
-      <w:pPr>
-        <w:spacing w:after="0" w:before="0"/>
-      </w:pPr>
-      <w:r>
-        <w:rPr>
-          <w:b w:val="0"/>
-          <w:sz w:val="22"/>
-        </w:rPr>
-        <w:t>(a) Airway assessment and fluid resuscitation</w:t>
-      </w:r>
-    </w:p>
-    <w:p>
-      <w:pPr>
-        <w:spacing w:after="0" w:before="0"/>
-      </w:pPr>
-      <w:r>
-        <w:rPr>
-          <w:b w:val="0"/>
-          <w:sz w:val="22"/>
-        </w:rPr>
-        <w:t>(b) Initial burn wound debridement</w:t>
-      </w:r>
-    </w:p>
-    <w:p>
-      <w:pPr>
-        <w:spacing w:after="0" w:before="0"/>
-      </w:pPr>
-      <w:r>
-        <w:rPr>
-          <w:b w:val="0"/>
-          <w:sz w:val="22"/>
-        </w:rPr>
-        <w:t>(c) High-calorie nutritional support</w:t>
-      </w:r>
-    </w:p>
-    <w:p>
-      <w:pPr>
-        <w:spacing w:after="0" w:before="0"/>
-      </w:pPr>
-      <w:r>
-        <w:rPr>
-          <w:b w:val="0"/>
-          <w:sz w:val="22"/>
-        </w:rPr>
-        <w:t>(d) Frequent dressing changes</w:t>
-      </w:r>
-    </w:p>
-    <w:p>
-      <w:pPr>
-        <w:spacing w:after="0" w:before="40"/>
-      </w:pPr>
-      <w:r>
-        <w:rPr>
-          <w:b/>
-          <w:sz w:val="22"/>
-        </w:rPr>
-        <w:t>Answer: a</w:t>
-      </w:r>
-    </w:p>
-    <w:p>
-      <w:pPr>
-        <w:spacing w:after="0" w:before="0"/>
-      </w:pPr>
-      <w:r>
-        <w:rPr>
-          <w:b w:val="0"/>
-          <w:sz w:val="21"/>
-        </w:rPr>
-        <w:t>Solution: Inhalation injury is the greatest early threat, so the airway is assessed first; with the airway secured, aggressive fluid resuscitation is the priority in the first 24 hours to prevent hypovolemic shock.</w:t>
-      </w:r>
-    </w:p>
-    <w:p>
-      <w:pPr>
-        <w:spacing w:after="0" w:before="0"/>
-      </w:pPr>
-      <w:r>
-        <w:rPr>
-          <w:b w:val="0"/>
-          <w:sz w:val="20"/>
-        </w:rPr>
-        <w:t>Positive Marks: 1</w:t>
-      </w:r>
-    </w:p>
-    <w:p>
-      <w:pPr>
-        <w:spacing w:after="160" w:before="0"/>
-      </w:pPr>
-      <w:r>
-        <w:rPr>
-          <w:b w:val="0"/>
-          <w:sz w:val="20"/>
-        </w:rPr>
-        <w:t>Negative Marks: 0.25</w:t>
-      </w:r>
-    </w:p>
-    <w:p>
-      <w:pPr>
-        <w:spacing w:after="20" w:before="120"/>
-      </w:pPr>
-      <w:r>
-        <w:rPr>
-          <w:b/>
-          <w:sz w:val="22"/>
-        </w:rPr>
-        <w:t>Question: Corona virus has spread worldwide. This is known as:</w:t>
-      </w:r>
-    </w:p>
-    <w:p>
-      <w:pPr>
-        <w:spacing w:after="0" w:before="0"/>
-      </w:pPr>
-      <w:r>
-        <w:rPr>
-          <w:b w:val="0"/>
-          <w:sz w:val="22"/>
-        </w:rPr>
-        <w:t>(a) Epidemic</w:t>
-      </w:r>
-    </w:p>
-    <w:p>
-      <w:pPr>
-        <w:spacing w:after="0" w:before="0"/>
-      </w:pPr>
-      <w:r>
-        <w:rPr>
-          <w:b w:val="0"/>
-          <w:sz w:val="22"/>
-        </w:rPr>
-        <w:t>(b) Pandemic</w:t>
-      </w:r>
-    </w:p>
-    <w:p>
-      <w:pPr>
-        <w:spacing w:after="0" w:before="0"/>
-      </w:pPr>
-      <w:r>
-        <w:rPr>
-          <w:b w:val="0"/>
-          <w:sz w:val="22"/>
-        </w:rPr>
-        <w:t>(c) Endemic</w:t>
-      </w:r>
-    </w:p>
-    <w:p>
-      <w:pPr>
-        <w:spacing w:after="0" w:before="0"/>
-      </w:pPr>
-      <w:r>
-        <w:rPr>
-          <w:b w:val="0"/>
-          <w:sz w:val="22"/>
-        </w:rPr>
-        <w:t>(d) Zoonotic</w:t>
-      </w:r>
-    </w:p>
-    <w:p>
-      <w:pPr>
-        <w:spacing w:after="0" w:before="40"/>
-      </w:pPr>
-      <w:r>
-        <w:rPr>
-          <w:b/>
-          <w:sz w:val="22"/>
-        </w:rPr>
-        <w:t>Answer: b</w:t>
-      </w:r>
-    </w:p>
-    <w:p>
-      <w:pPr>
-        <w:spacing w:after="0" w:before="0"/>
-      </w:pPr>
-      <w:r>
-        <w:rPr>
-          <w:b w:val="0"/>
-          <w:sz w:val="21"/>
-        </w:rPr>
-        <w:t>Solution: The worldwide spread of the coronavirus is known as a pandemic. A pandemic refers to the global outbreak of a disease that affects a significant number of people across multiple countries or continents. The COVID-19 pandemic, caused by the novel coronavirus SARS-CoV-2, was declared by the World Health Organization (WHO) on March 11, 2020. It has resulted in widespread illness, hospitalizations, and deaths, and has had far-reaching social, economic, and public health consequences. Efforts to control the pandemic have involved measures such as testing, contact tracing, quarantine, social distancing, and vaccination campaigns on a global scale.</w:t>
-      </w:r>
-    </w:p>
-    <w:p>
-      <w:pPr>
-        <w:spacing w:after="0" w:before="0"/>
-      </w:pPr>
-      <w:r>
-        <w:rPr>
-          <w:b w:val="0"/>
-          <w:sz w:val="20"/>
-        </w:rPr>
-        <w:t>Positive Marks: 1</w:t>
-      </w:r>
-    </w:p>
-    <w:p>
-      <w:pPr>
-        <w:spacing w:after="160" w:before="0"/>
-      </w:pPr>
-      <w:r>
-        <w:rPr>
-          <w:b w:val="0"/>
-          <w:sz w:val="20"/>
-        </w:rPr>
-        <w:t>Negative Marks: 0.25</w:t>
-      </w:r>
-    </w:p>
-    <w:p>
-      <w:pPr>
-        <w:spacing w:after="20" w:before="120"/>
-      </w:pPr>
-      <w:r>
-        <w:rPr>
-          <w:b/>
-          <w:sz w:val="22"/>
-        </w:rPr>
-        <w:t>Question: A postpartum client on day 3 suddenly develops severe chest pain and dyspnea. What is the priority action?</w:t>
-      </w:r>
-    </w:p>
-    <w:p>
-      <w:pPr>
-        <w:spacing w:after="0" w:before="0"/>
-      </w:pPr>
-      <w:r>
-        <w:rPr>
-          <w:b w:val="0"/>
-          <w:sz w:val="22"/>
-        </w:rPr>
-        <w:t>(a) Ambulate the client to improve circulation</w:t>
-      </w:r>
-    </w:p>
-    <w:p>
-      <w:pPr>
-        <w:spacing w:after="0" w:before="0"/>
-      </w:pPr>
-      <w:r>
-        <w:rPr>
-          <w:b w:val="0"/>
-          <w:sz w:val="22"/>
-        </w:rPr>
-        <w:t>(b) Give the prescribed analgesic and reassess</w:t>
-      </w:r>
-    </w:p>
-    <w:p>
-      <w:pPr>
-        <w:spacing w:after="0" w:before="0"/>
-      </w:pPr>
-      <w:r>
-        <w:rPr>
-          <w:b w:val="0"/>
-          <w:sz w:val="22"/>
-        </w:rPr>
-        <w:t>(c) Administer oxygen and notify the provider immediately</w:t>
-      </w:r>
-    </w:p>
-    <w:p>
-      <w:pPr>
-        <w:spacing w:after="0" w:before="0"/>
-      </w:pPr>
-      <w:r>
-        <w:rPr>
-          <w:b w:val="0"/>
-          <w:sz w:val="22"/>
-        </w:rPr>
-        <w:t>(d) Assess the calves for deep vein thrombosis first</w:t>
-      </w:r>
-    </w:p>
-    <w:p>
-      <w:pPr>
-        <w:spacing w:after="0" w:before="40"/>
-      </w:pPr>
-      <w:r>
-        <w:rPr>
-          <w:b/>
-          <w:sz w:val="22"/>
-        </w:rPr>
-        <w:t>Answer: c</w:t>
-      </w:r>
-    </w:p>
-    <w:p>
-      <w:pPr>
-        <w:spacing w:after="0" w:before="0"/>
-      </w:pPr>
-      <w:r>
-        <w:rPr>
-          <w:b w:val="0"/>
-          <w:sz w:val="21"/>
-        </w:rPr>
-        <w:t>Solution: Sudden chest pain and dyspnea postpartum suggest pulmonary embolism or amniotic fluid embolism; oxygen and immediate notification are life-saving priorities.</w:t>
-      </w:r>
-    </w:p>
-    <w:p>
-      <w:pPr>
-        <w:spacing w:after="0" w:before="0"/>
-      </w:pPr>
-      <w:r>
-        <w:rPr>
-          <w:b w:val="0"/>
-          <w:sz w:val="20"/>
-        </w:rPr>
-        <w:t>Positive Marks: 1</w:t>
-      </w:r>
-    </w:p>
-    <w:p>
-      <w:pPr>
-        <w:spacing w:after="160" w:before="0"/>
-      </w:pPr>
-      <w:r>
-        <w:rPr>
-          <w:b w:val="0"/>
-          <w:sz w:val="20"/>
-        </w:rPr>
-        <w:t>Negative Marks: 0.25</w:t>
-      </w:r>
-    </w:p>
-    <w:p>
-      <w:pPr>
-        <w:spacing w:after="20" w:before="120"/>
-      </w:pPr>
-      <w:r>
-        <w:rPr>
-          <w:b/>
-          <w:sz w:val="22"/>
-        </w:rPr>
-        <w:t>Question: In the menstrual cycle, lowering of which hormone causes menstruation?</w:t>
-      </w:r>
-    </w:p>
-    <w:p>
-      <w:pPr>
-        <w:spacing w:after="0" w:before="0"/>
-      </w:pPr>
-      <w:r>
-        <w:rPr>
-          <w:b w:val="0"/>
-          <w:sz w:val="22"/>
-        </w:rPr>
-        <w:t>(a) Progesterone</w:t>
-      </w:r>
-    </w:p>
-    <w:p>
-      <w:pPr>
-        <w:spacing w:after="0" w:before="0"/>
-      </w:pPr>
-      <w:r>
-        <w:rPr>
-          <w:b w:val="0"/>
-          <w:sz w:val="22"/>
-        </w:rPr>
-        <w:t>(b) Follicle stimulating hormone</w:t>
-      </w:r>
-    </w:p>
-    <w:p>
-      <w:pPr>
-        <w:spacing w:after="0" w:before="0"/>
-      </w:pPr>
-      <w:r>
-        <w:rPr>
-          <w:b w:val="0"/>
-          <w:sz w:val="22"/>
-        </w:rPr>
-        <w:t>(c) Estrogen</w:t>
-      </w:r>
-    </w:p>
-    <w:p>
-      <w:pPr>
-        <w:spacing w:after="0" w:before="0"/>
-      </w:pPr>
-      <w:r>
-        <w:rPr>
-          <w:b w:val="0"/>
-          <w:sz w:val="22"/>
-        </w:rPr>
-        <w:t>(d) Thyroxine</w:t>
-      </w:r>
-    </w:p>
-    <w:p>
-      <w:pPr>
-        <w:spacing w:after="0" w:before="40"/>
-      </w:pPr>
-      <w:r>
-        <w:rPr>
-          <w:b/>
-          <w:sz w:val="22"/>
-        </w:rPr>
-        <w:t>Answer: a</w:t>
-      </w:r>
-    </w:p>
-    <w:p>
-      <w:pPr>
-        <w:spacing w:after="0" w:before="0"/>
-      </w:pPr>
-      <w:r>
-        <w:rPr>
-          <w:b w:val="0"/>
-          <w:sz w:val="21"/>
-        </w:rPr>
-        <w:t>Solution: Fall in progesterone level at the end of the menstrual cycle causes shedding of the endometrium - menstruation.</w:t>
-      </w:r>
-    </w:p>
-    <w:p>
-      <w:pPr>
-        <w:spacing w:after="0" w:before="0"/>
-      </w:pPr>
-      <w:r>
-        <w:rPr>
-          <w:b w:val="0"/>
-          <w:sz w:val="20"/>
-        </w:rPr>
-        <w:t>Positive Marks: 1</w:t>
-      </w:r>
-    </w:p>
-    <w:p>
-      <w:pPr>
-        <w:spacing w:after="160" w:before="0"/>
-      </w:pPr>
-      <w:r>
-        <w:rPr>
-          <w:b w:val="0"/>
-          <w:sz w:val="20"/>
-        </w:rPr>
-        <w:t>Negative Marks: 0.25</w:t>
-      </w:r>
-    </w:p>
-    <w:p>
-      <w:pPr>
-        <w:spacing w:after="20" w:before="120"/>
-      </w:pPr>
-      <w:r>
-        <w:rPr>
-          <w:b/>
-          <w:sz w:val="22"/>
-        </w:rPr>
-        <w:t>Question: What is the likely cause of severe perineal pain and rectal pressure experienced by a patient after delivery?</w:t>
-      </w:r>
-    </w:p>
-    <w:p>
-      <w:pPr>
-        <w:spacing w:after="0" w:before="0"/>
-      </w:pPr>
-      <w:r>
-        <w:rPr>
-          <w:b w:val="0"/>
-          <w:sz w:val="22"/>
-        </w:rPr>
-        <w:t>(a) Laceration</w:t>
-      </w:r>
-    </w:p>
-    <w:p>
-      <w:pPr>
-        <w:spacing w:after="0" w:before="0"/>
-      </w:pPr>
-      <w:r>
-        <w:rPr>
-          <w:b w:val="0"/>
-          <w:sz w:val="22"/>
-        </w:rPr>
-        <w:t>(b) After birth pain</w:t>
-      </w:r>
-    </w:p>
-    <w:p>
-      <w:pPr>
-        <w:spacing w:after="0" w:before="0"/>
-      </w:pPr>
-      <w:r>
-        <w:rPr>
-          <w:b w:val="0"/>
-          <w:sz w:val="22"/>
-        </w:rPr>
-        <w:t>(c) A hematoma of the vagina or vulva</w:t>
-      </w:r>
-    </w:p>
-    <w:p>
-      <w:pPr>
-        <w:spacing w:after="0" w:before="0"/>
-      </w:pPr>
-      <w:r>
-        <w:rPr>
-          <w:b w:val="0"/>
-          <w:sz w:val="22"/>
-        </w:rPr>
-        <w:t>(d) Cystitis</w:t>
-      </w:r>
-    </w:p>
-    <w:p>
-      <w:pPr>
-        <w:spacing w:after="0" w:before="40"/>
-      </w:pPr>
-      <w:r>
-        <w:rPr>
-          <w:b/>
-          <w:sz w:val="22"/>
-        </w:rPr>
-        <w:t>Answer: c</w:t>
-      </w:r>
-    </w:p>
-    <w:p>
-      <w:pPr>
-        <w:spacing w:after="0" w:before="0"/>
-      </w:pPr>
-      <w:r>
-        <w:rPr>
-          <w:b w:val="0"/>
-          <w:sz w:val="21"/>
-        </w:rPr>
-        <w:t>Solution: Severe perineal pain and rectal pressure after delivery may indicate the presence of a vaginal hematoma. Vaginal hematoma occurs when blood collects in the tissues around the vagina, causing swelling, pressure, and pain. It can occur due to vaginal delivery or other pelvic surgeries. Prompt diagnosis and management are necessary to prevent further complications. alcohol ~ 7 dealing CPSy abush Bring Labor Hematoma of Vagina 10BG] The nurse should assess the patient's vital signs and perform a physical examination to confirm the presence of a hematoma. The primary intervention is to apply ice packs to the area to reduce swelling and alleviate pain. Pain management and close monitoring for signs of infection are also important.</w:t>
-      </w:r>
-    </w:p>
-    <w:p>
-      <w:pPr>
-        <w:spacing w:after="0" w:before="0"/>
-      </w:pPr>
-      <w:r>
-        <w:rPr>
-          <w:b w:val="0"/>
-          <w:sz w:val="20"/>
-        </w:rPr>
-        <w:t>Positive Marks: 1</w:t>
-      </w:r>
-    </w:p>
-    <w:p>
-      <w:pPr>
-        <w:spacing w:after="160" w:before="0"/>
-      </w:pPr>
-      <w:r>
-        <w:rPr>
-          <w:b w:val="0"/>
-          <w:sz w:val="20"/>
-        </w:rPr>
-        <w:t>Negative Marks: 0.25</w:t>
-      </w:r>
-    </w:p>
-    <w:p>
-      <w:pPr>
-        <w:spacing w:after="20" w:before="120"/>
-      </w:pPr>
-      <w:r>
-        <w:rPr>
-          <w:b/>
-          <w:sz w:val="22"/>
-        </w:rPr>
-        <w:t>Question: What is the immediate intervention for a patient with tension pneumothorax?</w:t>
-      </w:r>
-    </w:p>
-    <w:p>
-      <w:pPr>
-        <w:spacing w:after="0" w:before="0"/>
-      </w:pPr>
-      <w:r>
-        <w:rPr>
-          <w:b w:val="0"/>
-          <w:sz w:val="22"/>
-        </w:rPr>
-        <w:t>(a) Needle decompression at the 2nd intercostal space, midclavicular line</w:t>
-      </w:r>
-    </w:p>
-    <w:p>
-      <w:pPr>
-        <w:spacing w:after="0" w:before="0"/>
-      </w:pPr>
-      <w:r>
-        <w:rPr>
-          <w:b w:val="0"/>
-          <w:sz w:val="22"/>
-        </w:rPr>
-        <w:t>(b) No intervention is needed</w:t>
-      </w:r>
-    </w:p>
-    <w:p>
-      <w:pPr>
-        <w:spacing w:after="0" w:before="0"/>
-      </w:pPr>
-      <w:r>
-        <w:rPr>
-          <w:b w:val="0"/>
-          <w:sz w:val="22"/>
-        </w:rPr>
-        <w:t>(c) Insert a chest tube in the 8th-9th intercostal space</w:t>
-      </w:r>
-    </w:p>
-    <w:p>
-      <w:pPr>
-        <w:spacing w:after="0" w:before="0"/>
-      </w:pPr>
-      <w:r>
-        <w:rPr>
-          <w:b w:val="0"/>
-          <w:sz w:val="22"/>
-        </w:rPr>
-        <w:t>(d) Insert a chest tube in the 6th-7th intercostal space</w:t>
-      </w:r>
-    </w:p>
-    <w:p>
-      <w:pPr>
-        <w:spacing w:after="0" w:before="40"/>
-      </w:pPr>
-      <w:r>
-        <w:rPr>
-          <w:b/>
-          <w:sz w:val="22"/>
-        </w:rPr>
-        <w:t>Answer: a</w:t>
-      </w:r>
-    </w:p>
-    <w:p>
-      <w:pPr>
-        <w:spacing w:after="0" w:before="0"/>
-      </w:pPr>
-      <w:r>
-        <w:rPr>
-          <w:b w:val="0"/>
-          <w:sz w:val="21"/>
-        </w:rPr>
-        <w:t>Solution: Tension pneumothorax is a life-threatening emergency; immediate needle decompression is done at the 2nd intercostal space, midclavicular line, followed by chest tube insertion.</w:t>
-      </w:r>
-    </w:p>
-    <w:p>
-      <w:pPr>
-        <w:spacing w:after="0" w:before="0"/>
-      </w:pPr>
-      <w:r>
-        <w:rPr>
-          <w:b w:val="0"/>
-          <w:sz w:val="20"/>
-        </w:rPr>
-        <w:t>Positive Marks: 1</w:t>
-      </w:r>
-    </w:p>
-    <w:p>
-      <w:pPr>
-        <w:spacing w:after="160" w:before="0"/>
-      </w:pPr>
-      <w:r>
-        <w:rPr>
-          <w:b w:val="0"/>
-          <w:sz w:val="20"/>
-        </w:rPr>
-        <w:t>Negative Marks: 0.25</w:t>
-      </w:r>
-    </w:p>
-    <w:p>
-      <w:pPr>
-        <w:spacing w:after="20" w:before="120"/>
-      </w:pPr>
-      <w:r>
-        <w:rPr>
-          <w:b/>
-          <w:sz w:val="22"/>
-        </w:rPr>
-        <w:t>Question: A client with a fractured femur suddenly develops dyspnea, chest pain and confusion 48 hours after injury. Which complication should the nurse suspect FIRST?</w:t>
-      </w:r>
-    </w:p>
-    <w:p>
-      <w:pPr>
-        <w:spacing w:after="0" w:before="0"/>
-      </w:pPr>
-      <w:r>
-        <w:rPr>
-          <w:b w:val="0"/>
-          <w:sz w:val="22"/>
-        </w:rPr>
-        <w:t>(a) Fat embolism syndrome</w:t>
-      </w:r>
-    </w:p>
-    <w:p>
-      <w:pPr>
-        <w:spacing w:after="0" w:before="0"/>
-      </w:pPr>
-      <w:r>
-        <w:rPr>
-          <w:b w:val="0"/>
-          <w:sz w:val="22"/>
-        </w:rPr>
-        <w:t>(b) Pulmonary embolism</w:t>
-      </w:r>
-    </w:p>
-    <w:p>
-      <w:pPr>
-        <w:spacing w:after="0" w:before="0"/>
-      </w:pPr>
-      <w:r>
-        <w:rPr>
-          <w:b w:val="0"/>
-          <w:sz w:val="22"/>
-        </w:rPr>
-        <w:t>(c) Pneumothorax</w:t>
-      </w:r>
-    </w:p>
-    <w:p>
-      <w:pPr>
-        <w:spacing w:after="0" w:before="0"/>
-      </w:pPr>
-      <w:r>
-        <w:rPr>
-          <w:b w:val="0"/>
-          <w:sz w:val="22"/>
-        </w:rPr>
-        <w:t>(d) Hypovolemic shock</w:t>
-      </w:r>
-    </w:p>
-    <w:p>
-      <w:pPr>
-        <w:spacing w:after="0" w:before="40"/>
-      </w:pPr>
-      <w:r>
-        <w:rPr>
-          <w:b/>
-          <w:sz w:val="22"/>
-        </w:rPr>
-        <w:t>Answer: a</w:t>
-      </w:r>
-    </w:p>
-    <w:p>
-      <w:pPr>
-        <w:spacing w:after="0" w:before="0"/>
-      </w:pPr>
-      <w:r>
-        <w:rPr>
-          <w:b w:val="0"/>
-          <w:sz w:val="21"/>
-        </w:rPr>
-        <w:t>Solution: Fat embolism, most common after long-bone fractures, classically presents with respiratory distress and confusion 24-72 hours after injury (petechiae over the chest are a hallmark).</w:t>
-      </w:r>
-    </w:p>
-    <w:p>
-      <w:pPr>
-        <w:spacing w:after="0" w:before="0"/>
-      </w:pPr>
-      <w:r>
-        <w:rPr>
-          <w:b w:val="0"/>
-          <w:sz w:val="20"/>
-        </w:rPr>
-        <w:t>Positive Marks: 1</w:t>
-      </w:r>
-    </w:p>
-    <w:p>
-      <w:pPr>
-        <w:spacing w:after="160" w:before="0"/>
-      </w:pPr>
-      <w:r>
-        <w:rPr>
-          <w:b w:val="0"/>
-          <w:sz w:val="20"/>
-        </w:rPr>
-        <w:t>Negative Marks: 0.25</w:t>
-      </w:r>
-    </w:p>
-    <w:p>
-      <w:pPr>
-        <w:spacing w:after="20" w:before="120"/>
-      </w:pPr>
-      <w:r>
-        <w:rPr>
-          <w:b/>
-          <w:sz w:val="22"/>
-        </w:rPr>
-        <w:t>Question: Abnormal, difficult, or obstructed labor is clinically termed</w:t>
-      </w:r>
-    </w:p>
-    <w:p>
-      <w:pPr>
-        <w:spacing w:after="0" w:before="0"/>
-      </w:pPr>
-      <w:r>
-        <w:rPr>
-          <w:b w:val="0"/>
-          <w:sz w:val="22"/>
-        </w:rPr>
-        <w:t>(a) Prolonged labor</w:t>
-      </w:r>
-    </w:p>
-    <w:p>
-      <w:pPr>
-        <w:spacing w:after="0" w:before="0"/>
-      </w:pPr>
-      <w:r>
-        <w:rPr>
-          <w:b w:val="0"/>
-          <w:sz w:val="22"/>
-        </w:rPr>
-        <w:t>(b) Eutocia</w:t>
-      </w:r>
-    </w:p>
-    <w:p>
-      <w:pPr>
-        <w:spacing w:after="0" w:before="0"/>
-      </w:pPr>
-      <w:r>
-        <w:rPr>
-          <w:b w:val="0"/>
-          <w:sz w:val="22"/>
-        </w:rPr>
-        <w:t>(c) Precipitate labor</w:t>
-      </w:r>
-    </w:p>
-    <w:p>
-      <w:pPr>
-        <w:spacing w:after="0" w:before="0"/>
-      </w:pPr>
-      <w:r>
-        <w:rPr>
-          <w:b w:val="0"/>
-          <w:sz w:val="22"/>
-        </w:rPr>
-        <w:t>(d) Dystocia</w:t>
-      </w:r>
-    </w:p>
-    <w:p>
-      <w:pPr>
-        <w:spacing w:after="0" w:before="40"/>
-      </w:pPr>
-      <w:r>
-        <w:rPr>
-          <w:b/>
-          <w:sz w:val="22"/>
-        </w:rPr>
-        <w:t>Answer: d</w:t>
-      </w:r>
-    </w:p>
-    <w:p>
-      <w:pPr>
-        <w:spacing w:after="0" w:before="0"/>
-      </w:pPr>
-      <w:r>
-        <w:rPr>
-          <w:b w:val="0"/>
-          <w:sz w:val="21"/>
-        </w:rPr>
-        <w:t>Solution: Dystocia refers to abnormal or difficult labor characterized by slow progression due to mechanical factors (power, passenger, passage).</w:t>
-      </w:r>
-    </w:p>
-    <w:p>
-      <w:pPr>
-        <w:spacing w:after="0" w:before="0"/>
-      </w:pPr>
-      <w:r>
-        <w:rPr>
-          <w:b w:val="0"/>
-          <w:sz w:val="20"/>
-        </w:rPr>
-        <w:t>Positive Marks: 1</w:t>
-      </w:r>
-    </w:p>
-    <w:p>
-      <w:pPr>
-        <w:spacing w:after="160" w:before="0"/>
-      </w:pPr>
-      <w:r>
-        <w:rPr>
-          <w:b w:val="0"/>
-          <w:sz w:val="20"/>
-        </w:rPr>
-        <w:t>Negative Marks: 0.25</w:t>
-      </w:r>
-    </w:p>
-    <w:p>
-      <w:pPr>
-        <w:spacing w:after="20" w:before="120"/>
-      </w:pPr>
-      <w:r>
-        <w:rPr>
-          <w:b/>
-          <w:sz w:val="22"/>
-        </w:rPr>
-        <w:t>Question: When log-rolling a client with a suspected cervical spine injury, what is the most important intervention?</w:t>
-      </w:r>
-    </w:p>
-    <w:p>
-      <w:pPr>
-        <w:spacing w:after="0" w:before="0"/>
-      </w:pPr>
-      <w:r>
-        <w:rPr>
-          <w:b w:val="0"/>
-          <w:sz w:val="22"/>
-        </w:rPr>
-        <w:t>(a) Assess motor function of all four limbs</w:t>
-      </w:r>
-    </w:p>
-    <w:p>
-      <w:pPr>
-        <w:spacing w:after="0" w:before="0"/>
-      </w:pPr>
-      <w:r>
-        <w:rPr>
-          <w:b w:val="0"/>
-          <w:sz w:val="22"/>
-        </w:rPr>
-        <w:t>(b) Remove the backboard first</w:t>
-      </w:r>
-    </w:p>
-    <w:p>
-      <w:pPr>
-        <w:spacing w:after="0" w:before="0"/>
-      </w:pPr>
-      <w:r>
-        <w:rPr>
-          <w:b w:val="0"/>
-          <w:sz w:val="22"/>
-        </w:rPr>
-        <w:t>(c) Apply the cervical collar before moving</w:t>
-      </w:r>
-    </w:p>
-    <w:p>
-      <w:pPr>
-        <w:spacing w:after="0" w:before="0"/>
-      </w:pPr>
-      <w:r>
-        <w:rPr>
-          <w:b w:val="0"/>
-          <w:sz w:val="22"/>
-        </w:rPr>
-        <w:t>(d) Maintain the head in neutral alignment with the spine</w:t>
-      </w:r>
-    </w:p>
-    <w:p>
-      <w:pPr>
-        <w:spacing w:after="0" w:before="40"/>
-      </w:pPr>
-      <w:r>
-        <w:rPr>
-          <w:b/>
-          <w:sz w:val="22"/>
-        </w:rPr>
-        <w:t>Answer: d</w:t>
-      </w:r>
-    </w:p>
-    <w:p>
-      <w:pPr>
-        <w:spacing w:after="0" w:before="0"/>
-      </w:pPr>
-      <w:r>
-        <w:rPr>
-          <w:b w:val="0"/>
-          <w:sz w:val="21"/>
-        </w:rPr>
-        <w:t>Solution: The head and neck are kept in neutral alignment (no flexion, extension or rotation) throughout the log-roll to prevent further cord injury.</w:t>
-      </w:r>
-    </w:p>
-    <w:p>
-      <w:pPr>
-        <w:spacing w:after="0" w:before="0"/>
-      </w:pPr>
-      <w:r>
-        <w:rPr>
-          <w:b w:val="0"/>
-          <w:sz w:val="20"/>
-        </w:rPr>
-        <w:t>Positive Marks: 1</w:t>
-      </w:r>
-    </w:p>
-    <w:p>
-      <w:pPr>
-        <w:spacing w:after="160" w:before="0"/>
-      </w:pPr>
-      <w:r>
-        <w:rPr>
-          <w:b w:val="0"/>
-          <w:sz w:val="20"/>
-        </w:rPr>
-        <w:t>Negative Marks: 0.25</w:t>
+      <w:r>
+        <w:t xml:space="preserve">Question: The oxygen-carrying pigment present in red blood cells is</w:t>
+      </w:r>
+    </w:p>
+    <w:p>
+      <w:r>
+        <w:t xml:space="preserve">(a) Hemoglobin</w:t>
+      </w:r>
+    </w:p>
+    <w:p>
+      <w:r>
+        <w:t xml:space="preserve">(b) Myoglobin</w:t>
+      </w:r>
+    </w:p>
+    <w:p>
+      <w:r>
+        <w:t xml:space="preserve">(c) Bilirubin</w:t>
+      </w:r>
+    </w:p>
+    <w:p>
+      <w:r>
+        <w:t xml:space="preserve">(d) Melanin</w:t>
+      </w:r>
+    </w:p>
+    <w:p>
+      <w:r>
+        <w:t xml:space="preserve">Answer: a</w:t>
+      </w:r>
+    </w:p>
+    <w:p>
+      <w:r>
+        <w:t xml:space="preserve">Solution: ✅ Correct Answer: a</w:t>
+      </w:r>
+    </w:p>
+    <w:p>
+      <w:r>
+        <w:t xml:space="preserve">🧠 Clinical Rationale: Hemoglobin in red blood cells binds oxygen in the lungs and releases it in the tissues — the body's oxygen carrier.</w:t>
+      </w:r>
+    </w:p>
+    <w:p>
+      <w:r>
+        <w:t xml:space="preserve">❌ Why Not Other Options?</w:t>
+      </w:r>
+    </w:p>
+    <w:p>
+      <w:r>
+        <w:t xml:space="preserve">(b) — Myoglobin stores oxygen in MUSCLES, not blood.</w:t>
+      </w:r>
+    </w:p>
+    <w:p>
+      <w:r>
+        <w:t xml:space="preserve">(c) — Bilirubin is a bile pigment from red-cell breakdown.</w:t>
+      </w:r>
+    </w:p>
+    <w:p>
+      <w:r>
+        <w:t xml:space="preserve">(d) — Melanin pigments the skin.</w:t>
+      </w:r>
+    </w:p>
+    <w:p>
+      <w:r>
+        <w:t xml:space="preserve">⚠️ Exam Trap: "Hemoglobin = blood oxygen carrier; myoglobin = muscle oxygen store" — the two 'globin' pigments are a favourite A&amp;P contrast.</w:t>
+      </w:r>
+    </w:p>
+    <w:p>
+      <w:r>
+        <w:t xml:space="preserve">💎 PNC Pearl: "Hemoglobin hauls oxygen in the blood; myoglobin keeps a reserve in the muscle."</w:t>
+      </w:r>
+    </w:p>
+    <w:p>
+      <w:r>
+        <w:t xml:space="preserve">Positive Marks: 1</w:t>
+      </w:r>
+    </w:p>
+    <w:p>
+      <w:r>
+        <w:t xml:space="preserve">Negative Marks: 0.25</w:t>
+      </w:r>
+    </w:p>
+    <w:p>
+      <w:r>
+        <w:t xml:space="preserve"/>
+      </w:r>
+    </w:p>
+    <w:p>
+      <w:r>
+        <w:t xml:space="preserve">Question: The purpose of applying a tourniquet before venipuncture is to</w:t>
+      </w:r>
+    </w:p>
+    <w:p>
+      <w:r>
+        <w:t xml:space="preserve">(a) Distend the vein for easier puncture</w:t>
+      </w:r>
+    </w:p>
+    <w:p>
+      <w:r>
+        <w:t xml:space="preserve">(b) Stop bleeding after puncture</w:t>
+      </w:r>
+    </w:p>
+    <w:p>
+      <w:r>
+        <w:t xml:space="preserve">(c) Prevent infection</w:t>
+      </w:r>
+    </w:p>
+    <w:p>
+      <w:r>
+        <w:t xml:space="preserve">(d) Warm the blood</w:t>
+      </w:r>
+    </w:p>
+    <w:p>
+      <w:r>
+        <w:t xml:space="preserve">Answer: a</w:t>
+      </w:r>
+    </w:p>
+    <w:p>
+      <w:r>
+        <w:t xml:space="preserve">Solution: ✅ Correct Answer: a</w:t>
+      </w:r>
+    </w:p>
+    <w:p>
+      <w:r>
+        <w:t xml:space="preserve">🧠 Clinical Rationale: A tourniquet occludes venous return while arterial flow continues, distending the veins so they are easier to locate and puncture.</w:t>
+      </w:r>
+    </w:p>
+    <w:p>
+      <w:r>
+        <w:t xml:space="preserve">❌ Why Not Other Options?</w:t>
+      </w:r>
+    </w:p>
+    <w:p>
+      <w:r>
+        <w:t xml:space="preserve">(b) — Bleeding is controlled by pressure after the needle is removed, not by the tourniquet.</w:t>
+      </w:r>
+    </w:p>
+    <w:p>
+      <w:r>
+        <w:t xml:space="preserve">(c) — Infection prevention is by skin prep, not the tourniquet.</w:t>
+      </w:r>
+    </w:p>
+    <w:p>
+      <w:r>
+        <w:t xml:space="preserve">(d) — The tourniquet does not warm blood.</w:t>
+      </w:r>
+    </w:p>
+    <w:p>
+      <w:r>
+        <w:t xml:space="preserve">⚠️ Exam Trap: "Tourniquet = distend the vein; release it BEFORE withdrawing the needle to avoid hematoma" — the timing rule is a favourite injection-technique question.</w:t>
+      </w:r>
+    </w:p>
+    <w:p>
+      <w:r>
+        <w:t xml:space="preserve">💎 PNC Pearl: "Tourniquet swells the vein into view — release it before the needle comes out."</w:t>
+      </w:r>
+    </w:p>
+    <w:p>
+      <w:r>
+        <w:t xml:space="preserve">Positive Marks: 1</w:t>
+      </w:r>
+    </w:p>
+    <w:p>
+      <w:r>
+        <w:t xml:space="preserve">Negative Marks: 0.25</w:t>
+      </w:r>
+    </w:p>
+    <w:p>
+      <w:r>
+        <w:t xml:space="preserve"/>
+      </w:r>
+    </w:p>
+    <w:p>
+      <w:r>
+        <w:t xml:space="preserve">Question: A patient with diabetic ketoacidosis is managed with</w:t>
+      </w:r>
+    </w:p>
+    <w:p>
+      <w:r>
+        <w:t xml:space="preserve">(a) Intravenous insulin, IV fluids and potassium replacement</w:t>
+      </w:r>
+    </w:p>
+    <w:p>
+      <w:r>
+        <w:t xml:space="preserve">(b) Oral hypoglycemics only</w:t>
+      </w:r>
+    </w:p>
+    <w:p>
+      <w:r>
+        <w:t xml:space="preserve">(c) Restricting all fluids</w:t>
+      </w:r>
+    </w:p>
+    <w:p>
+      <w:r>
+        <w:t xml:space="preserve">(d) Blood transfusion</w:t>
+      </w:r>
+    </w:p>
+    <w:p>
+      <w:r>
+        <w:t xml:space="preserve">Answer: a</w:t>
+      </w:r>
+    </w:p>
+    <w:p>
+      <w:r>
+        <w:t xml:space="preserve">Solution: ✅ Correct Answer: a</w:t>
+      </w:r>
+    </w:p>
+    <w:p>
+      <w:r>
+        <w:t xml:space="preserve">🧠 Clinical Rationale: DKA is treated with IV insulin, isotonic fluids to correct dehydration, and potassium replacement (insulin drives K into cells, lowering serum K).</w:t>
+      </w:r>
+    </w:p>
+    <w:p>
+      <w:r>
+        <w:t xml:space="preserve">❌ Why Not Other Options?</w:t>
+      </w:r>
+    </w:p>
+    <w:p>
+      <w:r>
+        <w:t xml:space="preserve">(b) — Oral hypoglycemics are ineffective in DKA.</w:t>
+      </w:r>
+    </w:p>
+    <w:p>
+      <w:r>
+        <w:t xml:space="preserve">(c) — Fluids must be GIVEN, not restricted.</w:t>
+      </w:r>
+    </w:p>
+    <w:p>
+      <w:r>
+        <w:t xml:space="preserve">(d) — Transfusion is not a DKA treatment.</w:t>
+      </w:r>
+    </w:p>
+    <w:p>
+      <w:r>
+        <w:t xml:space="preserve">⚠️ Exam Trap: "DKA = fluids + insulin + potassium; watch glucose fall AND potassium fall together" — the potassium trap is the exam's favourite complication.</w:t>
+      </w:r>
+    </w:p>
+    <w:p>
+      <w:r>
+        <w:t xml:space="preserve">💎 PNC Pearl: "As insulin fixes the sugar, it drags potassium down — replace both, watch both."</w:t>
+      </w:r>
+    </w:p>
+    <w:p>
+      <w:r>
+        <w:t xml:space="preserve">Positive Marks: 1</w:t>
+      </w:r>
+    </w:p>
+    <w:p>
+      <w:r>
+        <w:t xml:space="preserve">Negative Marks: 0.25</w:t>
+      </w:r>
+    </w:p>
+    <w:p>
+      <w:r>
+        <w:t xml:space="preserve"/>
+      </w:r>
+    </w:p>
+    <w:p>
+      <w:r>
+        <w:t xml:space="preserve">Question: The fetal presentation in which the buttocks present first is called</w:t>
+      </w:r>
+    </w:p>
+    <w:p>
+      <w:r>
+        <w:t xml:space="preserve">(a) Breech presentation</w:t>
+      </w:r>
+    </w:p>
+    <w:p>
+      <w:r>
+        <w:t xml:space="preserve">(b) Vertex presentation</w:t>
+      </w:r>
+    </w:p>
+    <w:p>
+      <w:r>
+        <w:t xml:space="preserve">(c) Face presentation</w:t>
+      </w:r>
+    </w:p>
+    <w:p>
+      <w:r>
+        <w:t xml:space="preserve">(d) Brow presentation</w:t>
+      </w:r>
+    </w:p>
+    <w:p>
+      <w:r>
+        <w:t xml:space="preserve">Answer: a</w:t>
+      </w:r>
+    </w:p>
+    <w:p>
+      <w:r>
+        <w:t xml:space="preserve">Solution: ✅ Correct Answer: a</w:t>
+      </w:r>
+    </w:p>
+    <w:p>
+      <w:r>
+        <w:t xml:space="preserve">🧠 Clinical Rationale: In breech presentation the fetal buttocks or feet present first; vertex (head-first) is the normal presentation.</w:t>
+      </w:r>
+    </w:p>
+    <w:p>
+      <w:r>
+        <w:t xml:space="preserve">❌ Why Not Other Options?</w:t>
+      </w:r>
+    </w:p>
+    <w:p>
+      <w:r>
+        <w:t xml:space="preserve">(b) — Vertex means head-first — the normal presentation.</w:t>
+      </w:r>
+    </w:p>
+    <w:p>
+      <w:r>
+        <w:t xml:space="preserve">(c) — Face presentation is an abnormal cephalic presentation.</w:t>
+      </w:r>
+    </w:p>
+    <w:p>
+      <w:r>
+        <w:t xml:space="preserve">(d) — Brow presentation is an abnormal cephalic presentation.</w:t>
+      </w:r>
+    </w:p>
+    <w:p>
+      <w:r>
+        <w:t xml:space="preserve">⚠️ Exam Trap: "Breech = buttocks first; vertex = head first (normal)" — breech is associated with prematurity and multiparity.</w:t>
+      </w:r>
+    </w:p>
+    <w:p>
+      <w:r>
+        <w:t xml:space="preserve">💎 PNC Pearl: "Vertex leads with the head, breech with the bottom — only one is the smooth ride."</w:t>
+      </w:r>
+    </w:p>
+    <w:p>
+      <w:r>
+        <w:t xml:space="preserve">Positive Marks: 1</w:t>
+      </w:r>
+    </w:p>
+    <w:p>
+      <w:r>
+        <w:t xml:space="preserve">Negative Marks: 0.25</w:t>
+      </w:r>
+    </w:p>
+    <w:p>
+      <w:r>
+        <w:t xml:space="preserve"/>
+      </w:r>
+    </w:p>
+    <w:p>
+      <w:r>
+        <w:t xml:space="preserve">Question: Marasmus, a form of severe acute malnutrition, is characterized by</w:t>
+      </w:r>
+    </w:p>
+    <w:p>
+      <w:r>
+        <w:t xml:space="preserve">(a) Severe wasting without edema</w:t>
+      </w:r>
+    </w:p>
+    <w:p>
+      <w:r>
+        <w:t xml:space="preserve">(b) Edema with normal weight</w:t>
+      </w:r>
+    </w:p>
+    <w:p>
+      <w:r>
+        <w:t xml:space="preserve">(c) Obesity</w:t>
+      </w:r>
+    </w:p>
+    <w:p>
+      <w:r>
+        <w:t xml:space="preserve">(d) Pale conjunctiva only</w:t>
+      </w:r>
+    </w:p>
+    <w:p>
+      <w:r>
+        <w:t xml:space="preserve">Answer: a</w:t>
+      </w:r>
+    </w:p>
+    <w:p>
+      <w:r>
+        <w:t xml:space="preserve">Solution: ✅ Correct Answer: a</w:t>
+      </w:r>
+    </w:p>
+    <w:p>
+      <w:r>
+        <w:t xml:space="preserve">🧠 Clinical Rationale: Marasmus is extreme emaciation from total calorie deficiency — severe wasting WITHOUT edema.</w:t>
+      </w:r>
+    </w:p>
+    <w:p>
+      <w:r>
+        <w:t xml:space="preserve">❌ Why Not Other Options?</w:t>
+      </w:r>
+    </w:p>
+    <w:p>
+      <w:r>
+        <w:t xml:space="preserve">(b) — Kwashiorkor is protein deficiency WITH edema and a pot belly.</w:t>
+      </w:r>
+    </w:p>
+    <w:p>
+      <w:r>
+        <w:t xml:space="preserve">(c) — Obesity is overnutrition.</w:t>
+      </w:r>
+    </w:p>
+    <w:p>
+      <w:r>
+        <w:t xml:space="preserve">(d) — Pale conjunctiva suggests anemia, not marasmus.</w:t>
+      </w:r>
+    </w:p>
+    <w:p>
+      <w:r>
+        <w:t xml:space="preserve">⚠️ Exam Trap: "Marasmus = wasted (no edema); kwashiorkor = swollen (edema)" — the edema contrast is the single most asked PEM question.</w:t>
+      </w:r>
+    </w:p>
+    <w:p>
+      <w:r>
+        <w:t xml:space="preserve">💎 PNC Pearl: "Marasmus wastes away; kwashiorkor swells up — the edema is the difference."</w:t>
+      </w:r>
+    </w:p>
+    <w:p>
+      <w:r>
+        <w:t xml:space="preserve">Positive Marks: 1</w:t>
+      </w:r>
+    </w:p>
+    <w:p>
+      <w:r>
+        <w:t xml:space="preserve">Negative Marks: 0.25</w:t>
+      </w:r>
+    </w:p>
+    <w:p>
+      <w:r>
+        <w:t xml:space="preserve"/>
+      </w:r>
+    </w:p>
+    <w:p>
+      <w:r>
+        <w:t xml:space="preserve">Question: Echolalia, seen in schizophrenia, is defined as</w:t>
+      </w:r>
+    </w:p>
+    <w:p>
+      <w:r>
+        <w:t xml:space="preserve">(a) Repetition of another person's words</w:t>
+      </w:r>
+    </w:p>
+    <w:p>
+      <w:r>
+        <w:t xml:space="preserve">(b) Inventing new words</w:t>
+      </w:r>
+    </w:p>
+    <w:p>
+      <w:r>
+        <w:t xml:space="preserve">(c) Rapid shifting of thoughts</w:t>
+      </w:r>
+    </w:p>
+    <w:p>
+      <w:r>
+        <w:t xml:space="preserve">(d) Impaired memory</w:t>
+      </w:r>
+    </w:p>
+    <w:p>
+      <w:r>
+        <w:t xml:space="preserve">Answer: a</w:t>
+      </w:r>
+    </w:p>
+    <w:p>
+      <w:r>
+        <w:t xml:space="preserve">Solution: ✅ Correct Answer: a</w:t>
+      </w:r>
+    </w:p>
+    <w:p>
+      <w:r>
+        <w:t xml:space="preserve">🧠 Clinical Rationale: Echolalia is the involuntary repetition of words spoken by others.</w:t>
+      </w:r>
+    </w:p>
+    <w:p>
+      <w:r>
+        <w:t xml:space="preserve">❌ Why Not Other Options?</w:t>
+      </w:r>
+    </w:p>
+    <w:p>
+      <w:r>
+        <w:t xml:space="preserve">(b) — Inventing new words is NEOLOGISM.</w:t>
+      </w:r>
+    </w:p>
+    <w:p>
+      <w:r>
+        <w:t xml:space="preserve">(c) — Rapid shifting of thoughts is FLIGHT OF IDEAS.</w:t>
+      </w:r>
+    </w:p>
+    <w:p>
+      <w:r>
+        <w:t xml:space="preserve">(d) — Impaired memory belongs to dementia.</w:t>
+      </w:r>
+    </w:p>
+    <w:p>
+      <w:r>
+        <w:t xml:space="preserve">⚠️ Exam Trap: The speech terms — "echolalia = echoes words, neologism = new words, word salad = jumbled words, clang association = rhyming words" — are a favourite mental-health MCQ set.</w:t>
+      </w:r>
+    </w:p>
+    <w:p>
+      <w:r>
+        <w:t xml:space="preserve">💎 PNC Pearl: "Echolalia echoes, neologism invents, word salad scrambles — three speech signs, three names."</w:t>
+      </w:r>
+    </w:p>
+    <w:p>
+      <w:r>
+        <w:t xml:space="preserve">Positive Marks: 1</w:t>
+      </w:r>
+    </w:p>
+    <w:p>
+      <w:r>
+        <w:t xml:space="preserve">Negative Marks: 0.25</w:t>
+      </w:r>
+    </w:p>
+    <w:p>
+      <w:r>
+        <w:t xml:space="preserve"/>
+      </w:r>
+    </w:p>
+    <w:p>
+      <w:r>
+        <w:t xml:space="preserve">Question: The Village Health Sanitation and Nutrition Committee (VHSNC) functions under the</w:t>
+      </w:r>
+    </w:p>
+    <w:p>
+      <w:r>
+        <w:t xml:space="preserve">(a) National Health Mission</w:t>
+      </w:r>
+    </w:p>
+    <w:p>
+      <w:r>
+        <w:t xml:space="preserve">(b) Ministry of Railways</w:t>
+      </w:r>
+    </w:p>
+    <w:p>
+      <w:r>
+        <w:t xml:space="preserve">(c) Ministry of Defence</w:t>
+      </w:r>
+    </w:p>
+    <w:p>
+      <w:r>
+        <w:t xml:space="preserve">(d) University Grants Commission</w:t>
+      </w:r>
+    </w:p>
+    <w:p>
+      <w:r>
+        <w:t xml:space="preserve">Answer: a</w:t>
+      </w:r>
+    </w:p>
+    <w:p>
+      <w:r>
+        <w:t xml:space="preserve">Solution: ✅ Correct Answer: a</w:t>
+      </w:r>
+    </w:p>
+    <w:p>
+      <w:r>
+        <w:t xml:space="preserve">🧠 Clinical Rationale: VHSNCs are community-level committees under the National Health Mission that promote health, sanitation, and nutrition in villages — the ASHA is their member-secretary.</w:t>
+      </w:r>
+    </w:p>
+    <w:p>
+      <w:r>
+        <w:t xml:space="preserve">❌ Why Not Other Options?</w:t>
+      </w:r>
+    </w:p>
+    <w:p>
+      <w:r>
+        <w:t xml:space="preserve">(b) — Railways have no role in village health committees.</w:t>
+      </w:r>
+    </w:p>
+    <w:p>
+      <w:r>
+        <w:t xml:space="preserve">(c) — Defence is unrelated.</w:t>
+      </w:r>
+    </w:p>
+    <w:p>
+      <w:r>
+        <w:t xml:space="preserve">(d) — UGC is an education body.</w:t>
+      </w:r>
+    </w:p>
+    <w:p>
+      <w:r>
+        <w:t xml:space="preserve">⚠️ Exam Trap: "VHSNC = village committee under NHM, with ASHA as member-secretary" — the committee-to-programme match is a community-health favourite.</w:t>
+      </w:r>
+    </w:p>
+    <w:p>
+      <w:r>
+        <w:t xml:space="preserve">💎 PNC Pearl: "Every village's health voice — the VHSNC under NHM, led by the ASHA."</w:t>
+      </w:r>
+    </w:p>
+    <w:p>
+      <w:r>
+        <w:t xml:space="preserve">Positive Marks: 1</w:t>
+      </w:r>
+    </w:p>
+    <w:p>
+      <w:r>
+        <w:t xml:space="preserve">Negative Marks: 0.25</w:t>
+      </w:r>
+    </w:p>
+    <w:p>
+      <w:r>
+        <w:t xml:space="preserve"/>
+      </w:r>
+    </w:p>
+    <w:p>
+      <w:r>
+        <w:t xml:space="preserve">Question: A patient receiving lithium therapy should be monitored for</w:t>
+      </w:r>
+    </w:p>
+    <w:p>
+      <w:r>
+        <w:t xml:space="preserve">(a) Lithium toxicity: tremor, nausea, ataxia and confusion</w:t>
+      </w:r>
+    </w:p>
+    <w:p>
+      <w:r>
+        <w:t xml:space="preserve">(b) Hypoglycemia</w:t>
+      </w:r>
+    </w:p>
+    <w:p>
+      <w:r>
+        <w:t xml:space="preserve">(c) Hypertension only</w:t>
+      </w:r>
+    </w:p>
+    <w:p>
+      <w:r>
+        <w:t xml:space="preserve">(d) Hypothyroidism only</w:t>
+      </w:r>
+    </w:p>
+    <w:p>
+      <w:r>
+        <w:t xml:space="preserve">Answer: a</w:t>
+      </w:r>
+    </w:p>
+    <w:p>
+      <w:r>
+        <w:t xml:space="preserve">Solution: ✅ Correct Answer: a</w:t>
+      </w:r>
+    </w:p>
+    <w:p>
+      <w:r>
+        <w:t xml:space="preserve">🧠 Clinical Rationale: Lithium has a narrow therapeutic range (0.6-1.2 mEq/L); toxic levels cause coarse tremor, nausea, vomiting, ataxia, slurred speech, and confusion.</w:t>
+      </w:r>
+    </w:p>
+    <w:p>
+      <w:r>
+        <w:t xml:space="preserve">❌ Why Not Other Options?</w:t>
+      </w:r>
+    </w:p>
+    <w:p>
+      <w:r>
+        <w:t xml:space="preserve">(b) — Hypoglycemia is not a lithium effect.</w:t>
+      </w:r>
+    </w:p>
+    <w:p>
+      <w:r>
+        <w:t xml:space="preserve">(c) — Hypertension is not the main lithium concern.</w:t>
+      </w:r>
+    </w:p>
+    <w:p>
+      <w:r>
+        <w:t xml:space="preserve">(d) — Hypothyroidism is a LONG-TERM lithium effect, but acute toxicity is the priority danger.</w:t>
+      </w:r>
+    </w:p>
+    <w:p>
+      <w:r>
+        <w:t xml:space="preserve">⚠️ Exam Trap: "Lithium: therapeutic 0.6-1.2, toxic &gt; 1.5; dehydration and LOW SALT INCREASE toxicity" — the level thresholds and the sodium interaction are the exam facts.</w:t>
+      </w:r>
+    </w:p>
+    <w:p>
+      <w:r>
+        <w:t xml:space="preserve">💎 PNC Pearl: "Lithium's window is narrow — tremor and ataxia mean the level has climbed."</w:t>
+      </w:r>
+    </w:p>
+    <w:p>
+      <w:r>
+        <w:t xml:space="preserve">Positive Marks: 1</w:t>
+      </w:r>
+    </w:p>
+    <w:p>
+      <w:r>
+        <w:t xml:space="preserve">Negative Marks: 0.25</w:t>
+      </w:r>
+    </w:p>
+    <w:p>
+      <w:r>
+        <w:t xml:space="preserve"/>
+      </w:r>
+    </w:p>
+    <w:p>
+      <w:r>
+        <w:t xml:space="preserve">Question: The earliest ECG change seen in hyperkalemia is</w:t>
+      </w:r>
+    </w:p>
+    <w:p>
+      <w:r>
+        <w:t xml:space="preserve">(a) Tall, peaked T waves</w:t>
+      </w:r>
+    </w:p>
+    <w:p>
+      <w:r>
+        <w:t xml:space="preserve">(b) Flattened T waves</w:t>
+      </w:r>
+    </w:p>
+    <w:p>
+      <w:r>
+        <w:t xml:space="preserve">(c) U waves</w:t>
+      </w:r>
+    </w:p>
+    <w:p>
+      <w:r>
+        <w:t xml:space="preserve">(d) ST segment depression</w:t>
+      </w:r>
+    </w:p>
+    <w:p>
+      <w:r>
+        <w:t xml:space="preserve">Answer: a</w:t>
+      </w:r>
+    </w:p>
+    <w:p>
+      <w:r>
+        <w:t xml:space="preserve">Solution: ✅ Correct Answer: a</w:t>
+      </w:r>
+    </w:p>
+    <w:p>
+      <w:r>
+        <w:t xml:space="preserve">🧠 Clinical Rationale: Hyperkalemia first produces tall, peaked (tented) T waves, then a widened QRS, and finally a sine wave before arrest.</w:t>
+      </w:r>
+    </w:p>
+    <w:p>
+      <w:r>
+        <w:t xml:space="preserve">❌ Why Not Other Options?</w:t>
+      </w:r>
+    </w:p>
+    <w:p>
+      <w:r>
+        <w:t xml:space="preserve">(b) — Flattened T waves are a HYPOKALEMIA sign.</w:t>
+      </w:r>
+    </w:p>
+    <w:p>
+      <w:r>
+        <w:t xml:space="preserve">(c) — U waves are a HYPOKALEMIA sign.</w:t>
+      </w:r>
+    </w:p>
+    <w:p>
+      <w:r>
+        <w:t xml:space="preserve">(d) — ST depression has other causes.</w:t>
+      </w:r>
+    </w:p>
+    <w:p>
+      <w:r>
+        <w:t xml:space="preserve">⚠️ Exam Trap: "High K = high peaked T; low K = low flat T with a U wave" — the potassium-ECG contrast is one of the most repeated questions in nursing exams.</w:t>
+      </w:r>
+    </w:p>
+    <w:p>
+      <w:r>
+        <w:t xml:space="preserve">💎 PNC Pearl: "Peaked T waves mean potassium is peaking too — check the K, check the ECG."</w:t>
+      </w:r>
+    </w:p>
+    <w:p>
+      <w:r>
+        <w:t xml:space="preserve">Positive Marks: 1</w:t>
+      </w:r>
+    </w:p>
+    <w:p>
+      <w:r>
+        <w:t xml:space="preserve">Negative Marks: 0.25</w:t>
+      </w:r>
+    </w:p>
+    <w:p>
+      <w:r>
+        <w:t xml:space="preserve"/>
+      </w:r>
+    </w:p>
+    <w:p>
+      <w:r>
+        <w:t xml:space="preserve">Question: The richest dietary sources of vitamin A are</w:t>
+      </w:r>
+    </w:p>
+    <w:p>
+      <w:r>
+        <w:t xml:space="preserve">(a) Liver, carrots and dark green-yellow vegetables</w:t>
+      </w:r>
+    </w:p>
+    <w:p>
+      <w:r>
+        <w:t xml:space="preserve">(b) White bread and sugar</w:t>
+      </w:r>
+    </w:p>
+    <w:p>
+      <w:r>
+        <w:t xml:space="preserve">(c) Refined oils</w:t>
+      </w:r>
+    </w:p>
+    <w:p>
+      <w:r>
+        <w:t xml:space="preserve">(d) Meat only</w:t>
+      </w:r>
+    </w:p>
+    <w:p>
+      <w:r>
+        <w:t xml:space="preserve">Answer: a</w:t>
+      </w:r>
+    </w:p>
+    <w:p>
+      <w:r>
+        <w:t xml:space="preserve">Solution: ✅ Correct Answer: a</w:t>
+      </w:r>
+    </w:p>
+    <w:p>
+      <w:r>
+        <w:t xml:space="preserve">🧠 Clinical Rationale: Vitamin A is abundant in liver, egg yolk, carrots, papaya, mango, and dark green leafy vegetables (as beta-carotene).</w:t>
+      </w:r>
+    </w:p>
+    <w:p>
+      <w:r>
+        <w:t xml:space="preserve">❌ Why Not Other Options?</w:t>
+      </w:r>
+    </w:p>
+    <w:p>
+      <w:r>
+        <w:t xml:space="preserve">(b) — White bread and sugar are nearly vitamin-A-free.</w:t>
+      </w:r>
+    </w:p>
+    <w:p>
+      <w:r>
+        <w:t xml:space="preserve">(c) — Refined oils contain little vitamin A.</w:t>
+      </w:r>
+    </w:p>
+    <w:p>
+      <w:r>
+        <w:t xml:space="preserve">(d) — Meat alone is not the richest source.</w:t>
+      </w:r>
+    </w:p>
+    <w:p>
+      <w:r>
+        <w:t xml:space="preserve">⚠️ Exam Trap: "Orange and dark green foods = vitamin A (carrots, papaya, spinach, liver)" — the colour-based food rule is a quick nutrition-answer shortcut.</w:t>
+      </w:r>
+    </w:p>
+    <w:p>
+      <w:r>
+        <w:t xml:space="preserve">💎 PNC Pearl: "Orange and leafy green foods carry vitamin A — eat the rainbow for the eyes."</w:t>
+      </w:r>
+    </w:p>
+    <w:p>
+      <w:r>
+        <w:t xml:space="preserve">Positive Marks: 1</w:t>
+      </w:r>
+    </w:p>
+    <w:p>
+      <w:r>
+        <w:t xml:space="preserve">Negative Marks: 0.25</w:t>
+      </w:r>
+    </w:p>
+    <w:p>
+      <w:r>
+        <w:t xml:space="preserve">Question: Which assessment finding in a patient with a head injury requires immediate reporting?</w:t>
+      </w:r>
+    </w:p>
+    <w:p>
+      <w:r>
+        <w:t xml:space="preserve">(a) Unequal pupil size</w:t>
+      </w:r>
+    </w:p>
+    <w:p>
+      <w:r>
+        <w:t xml:space="preserve">(b) Normal blood pressure</w:t>
+      </w:r>
+    </w:p>
+    <w:p>
+      <w:r>
+        <w:t xml:space="preserve">(c) Oriented speech</w:t>
+      </w:r>
+    </w:p>
+    <w:p>
+      <w:r>
+        <w:t xml:space="preserve">(d) Pink, warm skin</w:t>
+      </w:r>
+    </w:p>
+    <w:p>
+      <w:r>
+        <w:t xml:space="preserve">Answer: a</w:t>
+      </w:r>
+    </w:p>
+    <w:p>
+      <w:r>
+        <w:t xml:space="preserve">Solution: ✅ Correct Answer: a</w:t>
+      </w:r>
+    </w:p>
+    <w:p>
+      <w:r>
+        <w:t xml:space="preserve">🧠 Clinical Rationale: Anisocoria (unequal pupils) suggests raised intracranial pressure or brain herniation compressing the oculomotor nerve — a neurological emergency.</w:t>
+      </w:r>
+    </w:p>
+    <w:p>
+      <w:r>
+        <w:t xml:space="preserve">❌ Why Not Other Options?</w:t>
+      </w:r>
+    </w:p>
+    <w:p>
+      <w:r>
+        <w:t xml:space="preserve">(b) — Normal BP is a reassuring finding.</w:t>
+      </w:r>
+    </w:p>
+    <w:p>
+      <w:r>
+        <w:t xml:space="preserve">(c) — Oriented speech is reassuring.</w:t>
+      </w:r>
+    </w:p>
+    <w:p>
+      <w:r>
+        <w:t xml:space="preserve">(d) — Pink, warm skin is reassuring.</w:t>
+      </w:r>
+    </w:p>
+    <w:p>
+      <w:r>
+        <w:t xml:space="preserve">⚠️ Exam Trap: "Head injury + unequal pupils = herniation — report at once." A fixed dilated pupil on one side is the classic late warning sign.</w:t>
+      </w:r>
+    </w:p>
+    <w:p>
+      <w:r>
+        <w:t xml:space="preserve">💎 PNC Pearl: "Unequal pupils after head trauma = the brain is in trouble — sound the alarm."</w:t>
+      </w:r>
+    </w:p>
+    <w:p>
+      <w:r>
+        <w:t xml:space="preserve">Positive Marks: 1</w:t>
+      </w:r>
+    </w:p>
+    <w:p>
+      <w:r>
+        <w:t xml:space="preserve">Negative Marks: 0.25</w:t>
+      </w:r>
+    </w:p>
+    <w:p>
+      <w:r>
+        <w:t xml:space="preserve"/>
+      </w:r>
+    </w:p>
+    <w:p>
+      <w:r>
+        <w:t xml:space="preserve">Question: The emergency drug given to protect the heart in severe hyperkalemia is</w:t>
+      </w:r>
+    </w:p>
+    <w:p>
+      <w:r>
+        <w:t xml:space="preserve">(a) Intravenous calcium gluconate</w:t>
+      </w:r>
+    </w:p>
+    <w:p>
+      <w:r>
+        <w:t xml:space="preserve">(b) Oral iron</w:t>
+      </w:r>
+    </w:p>
+    <w:p>
+      <w:r>
+        <w:t xml:space="preserve">(c) Vitamin K</w:t>
+      </w:r>
+    </w:p>
+    <w:p>
+      <w:r>
+        <w:t xml:space="preserve">(d) Naloxone</w:t>
+      </w:r>
+    </w:p>
+    <w:p>
+      <w:r>
+        <w:t xml:space="preserve">Answer: a</w:t>
+      </w:r>
+    </w:p>
+    <w:p>
+      <w:r>
+        <w:t xml:space="preserve">Solution: ✅ Correct Answer: a</w:t>
+      </w:r>
+    </w:p>
+    <w:p>
+      <w:r>
+        <w:t xml:space="preserve">🧠 Clinical Rationale: IV calcium gluconate stabilizes the cardiac cell membrane against the arrhythmogenic effects of hyperkalemia — protecting the heart while other measures lower the potassium.</w:t>
+      </w:r>
+    </w:p>
+    <w:p>
+      <w:r>
+        <w:t xml:space="preserve">❌ Why Not Other Options?</w:t>
+      </w:r>
+    </w:p>
+    <w:p>
+      <w:r>
+        <w:t xml:space="preserve">(b) — Iron has no role in hyperkalemia.</w:t>
+      </w:r>
+    </w:p>
+    <w:p>
+      <w:r>
+        <w:t xml:space="preserve">(c) — Vitamin K affects clotting, not potassium.</w:t>
+      </w:r>
+    </w:p>
+    <w:p>
+      <w:r>
+        <w:t xml:space="preserve">(d) — Naloxone reverses opioids.</w:t>
+      </w:r>
+    </w:p>
+    <w:p>
+      <w:r>
+        <w:t xml:space="preserve">⚠️ Exam Trap: "Hyperkalemia emergency = calcium gluconate first (protects the heart), then insulin-glucose (moves K in), then dialysis if needed" — the sequence is a critical-care favourite.</w:t>
+      </w:r>
+    </w:p>
+    <w:p>
+      <w:r>
+        <w:t xml:space="preserve">💎 PNC Pearl: "Calcium first shields the heart; insulin-glucose then sweeps potassium into the cells."</w:t>
+      </w:r>
+    </w:p>
+    <w:p>
+      <w:r>
+        <w:t xml:space="preserve">Positive Marks: 1</w:t>
+      </w:r>
+    </w:p>
+    <w:p>
+      <w:r>
+        <w:t xml:space="preserve">Negative Marks: 0.25</w:t>
+      </w:r>
+    </w:p>
+    <w:p>
+      <w:r>
+        <w:t xml:space="preserve"/>
+      </w:r>
+    </w:p>
+    <w:p>
+      <w:r>
+        <w:t xml:space="preserve">Question: A patient taking isoniazid for tuberculosis should receive which vitamin to prevent peripheral neuropathy?</w:t>
+      </w:r>
+    </w:p>
+    <w:p>
+      <w:r>
+        <w:t xml:space="preserve">(a) Vitamin B6 (pyridoxine)</w:t>
+      </w:r>
+    </w:p>
+    <w:p>
+      <w:r>
+        <w:t xml:space="preserve">(b) Vitamin C</w:t>
+      </w:r>
+    </w:p>
+    <w:p>
+      <w:r>
+        <w:t xml:space="preserve">(c) Vitamin K</w:t>
+      </w:r>
+    </w:p>
+    <w:p>
+      <w:r>
+        <w:t xml:space="preserve">(d) Vitamin E</w:t>
+      </w:r>
+    </w:p>
+    <w:p>
+      <w:r>
+        <w:t xml:space="preserve">Answer: a</w:t>
+      </w:r>
+    </w:p>
+    <w:p>
+      <w:r>
+        <w:t xml:space="preserve">Solution: ✅ Correct Answer: a</w:t>
+      </w:r>
+    </w:p>
+    <w:p>
+      <w:r>
+        <w:t xml:space="preserve">🧠 Clinical Rationale: Isoniazid depletes pyridoxine (vitamin B6), causing peripheral neuropathy — so B6 is given alongside it.</w:t>
+      </w:r>
+    </w:p>
+    <w:p>
+      <w:r>
+        <w:t xml:space="preserve">❌ Why Not Other Options?</w:t>
+      </w:r>
+    </w:p>
+    <w:p>
+      <w:r>
+        <w:t xml:space="preserve">(b) — Vitamin C does not prevent INH neuropathy.</w:t>
+      </w:r>
+    </w:p>
+    <w:p>
+      <w:r>
+        <w:t xml:space="preserve">(c) — Vitamin K is for clotting.</w:t>
+      </w:r>
+    </w:p>
+    <w:p>
+      <w:r>
+        <w:t xml:space="preserve">(d) — Vitamin E is an antioxidant, not the INH companion.</w:t>
+      </w:r>
+    </w:p>
+    <w:p>
+      <w:r>
+        <w:t xml:space="preserve">⚠️ Exam Trap: "INH = give B6 (pyridoxine)" — one of the shortest and most repeated drug-vitamin pairs in pharmacology.</w:t>
+      </w:r>
+    </w:p>
+    <w:p>
+      <w:r>
+        <w:t xml:space="preserve">💎 PNC Pearl: "Isoniazid steals B6 — give pyridoxine back or the nerves complain."</w:t>
+      </w:r>
+    </w:p>
+    <w:p>
+      <w:r>
+        <w:t xml:space="preserve">Positive Marks: 1</w:t>
+      </w:r>
+    </w:p>
+    <w:p>
+      <w:r>
+        <w:t xml:space="preserve">Negative Marks: 0.25</w:t>
+      </w:r>
+    </w:p>
+    <w:p>
+      <w:r>
+        <w:t xml:space="preserve"/>
+      </w:r>
+    </w:p>
+    <w:p>
+      <w:r>
+        <w:t xml:space="preserve">Question: The hormone responsible for the production of breast milk is</w:t>
+      </w:r>
+    </w:p>
+    <w:p>
+      <w:r>
+        <w:t xml:space="preserve">(a) Prolactin</w:t>
+      </w:r>
+    </w:p>
+    <w:p>
+      <w:r>
+        <w:t xml:space="preserve">(b) Oxytocin</w:t>
+      </w:r>
+    </w:p>
+    <w:p>
+      <w:r>
+        <w:t xml:space="preserve">(c) Estrogen</w:t>
+      </w:r>
+    </w:p>
+    <w:p>
+      <w:r>
+        <w:t xml:space="preserve">(d) Human chorionic gonadotropin</w:t>
+      </w:r>
+    </w:p>
+    <w:p>
+      <w:r>
+        <w:t xml:space="preserve">Answer: a</w:t>
+      </w:r>
+    </w:p>
+    <w:p>
+      <w:r>
+        <w:t xml:space="preserve">Solution: ✅ Correct Answer: a</w:t>
+      </w:r>
+    </w:p>
+    <w:p>
+      <w:r>
+        <w:t xml:space="preserve">🧠 Clinical Rationale: Prolactin, from the anterior pituitary, stimulates milk SYNTHESIS; oxytocin triggers milk EJECTION (let-down).</w:t>
+      </w:r>
+    </w:p>
+    <w:p>
+      <w:r>
+        <w:t xml:space="preserve">❌ Why Not Other Options?</w:t>
+      </w:r>
+    </w:p>
+    <w:p>
+      <w:r>
+        <w:t xml:space="preserve">(b) — Oxytocin causes milk LET-DOWN, not production.</w:t>
+      </w:r>
+    </w:p>
+    <w:p>
+      <w:r>
+        <w:t xml:space="preserve">(c) — Estrogen prepares the breast but does not produce milk.</w:t>
+      </w:r>
+    </w:p>
+    <w:p>
+      <w:r>
+        <w:t xml:space="preserve">(d) — hCG maintains early pregnancy.</w:t>
+      </w:r>
+    </w:p>
+    <w:p>
+      <w:r>
+        <w:t xml:space="preserve">⚠️ Exam Trap: "Prolactin = milk PRODUCTION, oxytocin = milk LET-DOWN" — the production-ejection split is the standard OB exam contrast.</w:t>
+      </w:r>
+    </w:p>
+    <w:p>
+      <w:r>
+        <w:t xml:space="preserve">💎 PNC Pearl: "Prolactin makes the milk; oxytocin lets it flow."</w:t>
+      </w:r>
+    </w:p>
+    <w:p>
+      <w:r>
+        <w:t xml:space="preserve">Positive Marks: 1</w:t>
+      </w:r>
+    </w:p>
+    <w:p>
+      <w:r>
+        <w:t xml:space="preserve">Negative Marks: 0.25</w:t>
+      </w:r>
+    </w:p>
+    <w:p>
+      <w:r>
+        <w:t xml:space="preserve"/>
+      </w:r>
+    </w:p>
+    <w:p>
+      <w:r>
+        <w:t xml:space="preserve">Question: A patient with alcohol dependence develops tremors, hallucinations, agitation and confusion after abrupt withdrawal. The nurse suspects</w:t>
+      </w:r>
+    </w:p>
+    <w:p>
+      <w:r>
+        <w:t xml:space="preserve">(a) Delirium tremens</w:t>
+      </w:r>
+    </w:p>
+    <w:p>
+      <w:r>
+        <w:t xml:space="preserve">(b) Wernicke's encephalopathy only</w:t>
+      </w:r>
+    </w:p>
+    <w:p>
+      <w:r>
+        <w:t xml:space="preserve">(c) Simple intoxication</w:t>
+      </w:r>
+    </w:p>
+    <w:p>
+      <w:r>
+        <w:t xml:space="preserve">(d) Depression</w:t>
+      </w:r>
+    </w:p>
+    <w:p>
+      <w:r>
+        <w:t xml:space="preserve">Answer: a</w:t>
+      </w:r>
+    </w:p>
+    <w:p>
+      <w:r>
+        <w:t xml:space="preserve">Solution: ✅ Correct Answer: a</w:t>
+      </w:r>
+    </w:p>
+    <w:p>
+      <w:r>
+        <w:t xml:space="preserve">🧠 Clinical Rationale: Delirium tremens is a life-threatening withdrawal syndrome occurring 48-72 hours after the last drink — confusion, tremors, hallucinations, and autonomic storm; a medical emergency.</w:t>
+      </w:r>
+    </w:p>
+    <w:p>
+      <w:r>
+        <w:t xml:space="preserve">❌ Why Not Other Options?</w:t>
+      </w:r>
+    </w:p>
+    <w:p>
+      <w:r>
+        <w:t xml:space="preserve">(b) — Wernicke's encephalopathy (thiamine deficiency) causes ataxia and eye signs — a different syndrome.</w:t>
+      </w:r>
+    </w:p>
+    <w:p>
+      <w:r>
+        <w:t xml:space="preserve">(c) — Intoxication occurs WITH alcohol, not after stopping.</w:t>
+      </w:r>
+    </w:p>
+    <w:p>
+      <w:r>
+        <w:t xml:space="preserve">(d) — Depression does not cause hallucinations and tremors.</w:t>
+      </w:r>
+    </w:p>
+    <w:p>
+      <w:r>
+        <w:t xml:space="preserve">⚠️ Exam Trap: "DTs = 48-72 hours after stopping alcohol, treat with benzodiazepines and thiamine" — the timing and the 'D' name are the exam clues.</w:t>
+      </w:r>
+    </w:p>
+    <w:p>
+      <w:r>
+        <w:t xml:space="preserve">💎 PNC Pearl: "Two to three days dry, then the shakes and terrors — DTs is a medical emergency."</w:t>
+      </w:r>
+    </w:p>
+    <w:p>
+      <w:r>
+        <w:t xml:space="preserve">Positive Marks: 1</w:t>
+      </w:r>
+    </w:p>
+    <w:p>
+      <w:r>
+        <w:t xml:space="preserve">Negative Marks: 0.25</w:t>
+      </w:r>
+    </w:p>
+    <w:p>
+      <w:r>
+        <w:t xml:space="preserve"/>
+      </w:r>
+    </w:p>
+    <w:p>
+      <w:r>
+        <w:t xml:space="preserve">Question: The large artery that carries oxygenated blood from the left ventricle to the body is the</w:t>
+      </w:r>
+    </w:p>
+    <w:p>
+      <w:r>
+        <w:t xml:space="preserve">(a) Aorta</w:t>
+      </w:r>
+    </w:p>
+    <w:p>
+      <w:r>
+        <w:t xml:space="preserve">(b) Pulmonary artery</w:t>
+      </w:r>
+    </w:p>
+    <w:p>
+      <w:r>
+        <w:t xml:space="preserve">(c) Superior vena cava</w:t>
+      </w:r>
+    </w:p>
+    <w:p>
+      <w:r>
+        <w:t xml:space="preserve">(d) Hepatic vein</w:t>
+      </w:r>
+    </w:p>
+    <w:p>
+      <w:r>
+        <w:t xml:space="preserve">Answer: a</w:t>
+      </w:r>
+    </w:p>
+    <w:p>
+      <w:r>
+        <w:t xml:space="preserve">Solution: ✅ Correct Answer: a</w:t>
+      </w:r>
+    </w:p>
+    <w:p>
+      <w:r>
+        <w:t xml:space="preserve">🧠 Clinical Rationale: The aorta carries oxygenated blood from the left ventricle to the systemic circulation.</w:t>
+      </w:r>
+    </w:p>
+    <w:p>
+      <w:r>
+        <w:t xml:space="preserve">❌ Why Not Other Options?</w:t>
+      </w:r>
+    </w:p>
+    <w:p>
+      <w:r>
+        <w:t xml:space="preserve">(b) — The pulmonary artery is the ONLY artery carrying DEOXYGENATED blood (to the lungs).</w:t>
+      </w:r>
+    </w:p>
+    <w:p>
+      <w:r>
+        <w:t xml:space="preserve">(c) — The vena cava brings blood TO the heart.</w:t>
+      </w:r>
+    </w:p>
+    <w:p>
+      <w:r>
+        <w:t xml:space="preserve">(d) — The hepatic vein drains the liver.</w:t>
+      </w:r>
+    </w:p>
+    <w:p>
+      <w:r>
+        <w:t xml:space="preserve">⚠️ Exam Trap: "Aorta = oxygenated to the body; pulmonary artery = deoxygenated to the lungs — the two exceptions rule" — a classic cardiovascular exam question.</w:t>
+      </w:r>
+    </w:p>
+    <w:p>
+      <w:r>
+        <w:t xml:space="preserve">💎 PNC Pearl: "The aorta is the body's main highway — the pulmonary artery is the only artery running the wrong fuel."</w:t>
+      </w:r>
+    </w:p>
+    <w:p>
+      <w:r>
+        <w:t xml:space="preserve">Positive Marks: 1</w:t>
+      </w:r>
+    </w:p>
+    <w:p>
+      <w:r>
+        <w:t xml:space="preserve">Negative Marks: 0.25</w:t>
+      </w:r>
+    </w:p>
+    <w:p>
+      <w:r>
+        <w:t xml:space="preserve"/>
+      </w:r>
+    </w:p>
+    <w:p>
+      <w:r>
+        <w:t xml:space="preserve">Question: A patient in hypovolemic shock should be positioned</w:t>
+      </w:r>
+    </w:p>
+    <w:p>
+      <w:r>
+        <w:t xml:space="preserve">(a) Flat with the legs elevated</w:t>
+      </w:r>
+    </w:p>
+    <w:p>
+      <w:r>
+        <w:t xml:space="preserve">(b) In the steep Trendelenburg position</w:t>
+      </w:r>
+    </w:p>
+    <w:p>
+      <w:r>
+        <w:t xml:space="preserve">(c) Sitting fully upright</w:t>
+      </w:r>
+    </w:p>
+    <w:p>
+      <w:r>
+        <w:t xml:space="preserve">(d) In the prone position</w:t>
+      </w:r>
+    </w:p>
+    <w:p>
+      <w:r>
+        <w:t xml:space="preserve">Answer: a</w:t>
+      </w:r>
+    </w:p>
+    <w:p>
+      <w:r>
+        <w:t xml:space="preserve">Solution: ✅ Correct Answer: a</w:t>
+      </w:r>
+    </w:p>
+    <w:p>
+      <w:r>
+        <w:t xml:space="preserve">🧠 Clinical Rationale: Lying flat with the legs elevated (modified Trendelenburg) improves venous return and cerebral perfusion in hypovolemic shock.</w:t>
+      </w:r>
+    </w:p>
+    <w:p>
+      <w:r>
+        <w:t xml:space="preserve">❌ Why Not Other Options?</w:t>
+      </w:r>
+    </w:p>
+    <w:p>
+      <w:r>
+        <w:t xml:space="preserve">(b) — Steep head-down positioning is no longer recommended.</w:t>
+      </w:r>
+    </w:p>
+    <w:p>
+      <w:r>
+        <w:t xml:space="preserve">(c) — Sitting upright reduces perfusion to the brain.</w:t>
+      </w:r>
+    </w:p>
+    <w:p>
+      <w:r>
+        <w:t xml:space="preserve">(d) — Prone is not a shock position.</w:t>
+      </w:r>
+    </w:p>
+    <w:p>
+      <w:r>
+        <w:t xml:space="preserve">⚠️ Exam Trap: "Shock position = flat with legs up 20-30 degrees" — raise the legs, not the head; the feet-elevated rule is the first-aid answer.</w:t>
+      </w:r>
+    </w:p>
+    <w:p>
+      <w:r>
+        <w:t xml:space="preserve">💎 PNC Pearl: "Feet up, head flat — let gravity send blood back to the brain."</w:t>
+      </w:r>
+    </w:p>
+    <w:p>
+      <w:r>
+        <w:t xml:space="preserve">Positive Marks: 1</w:t>
+      </w:r>
+    </w:p>
+    <w:p>
+      <w:r>
+        <w:t xml:space="preserve">Negative Marks: 0.25</w:t>
+      </w:r>
+    </w:p>
+    <w:p>
+      <w:r>
+        <w:t xml:space="preserve"/>
+      </w:r>
+    </w:p>
+    <w:p>
+      <w:r>
+        <w:t xml:space="preserve">Question: The scale of measurement used for data that are categorized without any order, such as gender or blood group, is the</w:t>
+      </w:r>
+    </w:p>
+    <w:p>
+      <w:r>
+        <w:t xml:space="preserve">(a) Nominal scale</w:t>
+      </w:r>
+    </w:p>
+    <w:p>
+      <w:r>
+        <w:t xml:space="preserve">(b) Ordinal scale</w:t>
+      </w:r>
+    </w:p>
+    <w:p>
+      <w:r>
+        <w:t xml:space="preserve">(c) Interval scale</w:t>
+      </w:r>
+    </w:p>
+    <w:p>
+      <w:r>
+        <w:t xml:space="preserve">(d) Ratio scale</w:t>
+      </w:r>
+    </w:p>
+    <w:p>
+      <w:r>
+        <w:t xml:space="preserve">Answer: a</w:t>
+      </w:r>
+    </w:p>
+    <w:p>
+      <w:r>
+        <w:t xml:space="preserve">Solution: ✅ Correct Answer: a</w:t>
+      </w:r>
+    </w:p>
+    <w:p>
+      <w:r>
+        <w:t xml:space="preserve">🧠 Clinical Rationale: The nominal scale names categories with no intrinsic order (gender, blood group, religion).</w:t>
+      </w:r>
+    </w:p>
+    <w:p>
+      <w:r>
+        <w:t xml:space="preserve">❌ Why Not Other Options?</w:t>
+      </w:r>
+    </w:p>
+    <w:p>
+      <w:r>
+        <w:t xml:space="preserve">(b) — The ordinal scale adds RANKING (pain mild/moderate/severe).</w:t>
+      </w:r>
+    </w:p>
+    <w:p>
+      <w:r>
+        <w:t xml:space="preserve">(c) — The interval scale has equal units without a true zero (temperature).</w:t>
+      </w:r>
+    </w:p>
+    <w:p>
+      <w:r>
+        <w:t xml:space="preserve">(d) — The ratio scale has a true zero (weight, height).</w:t>
+      </w:r>
+    </w:p>
+    <w:p>
+      <w:r>
+        <w:t xml:space="preserve">⚠️ Exam Trap: "N-O-I-R: Nominal = names, Ordinal = order, Interval = equal units, Ratio = true zero" — the four-scale hierarchy is a standard research question.</w:t>
+      </w:r>
+    </w:p>
+    <w:p>
+      <w:r>
+        <w:t xml:space="preserve">💎 PNC Pearl: "Nominal names, Ordinal orders, Interval equals, Ratio reaches zero."</w:t>
+      </w:r>
+    </w:p>
+    <w:p>
+      <w:r>
+        <w:t xml:space="preserve">Positive Marks: 1</w:t>
+      </w:r>
+    </w:p>
+    <w:p>
+      <w:r>
+        <w:t xml:space="preserve">Negative Marks: 0.25</w:t>
+      </w:r>
+    </w:p>
+    <w:p>
+      <w:r>
+        <w:t xml:space="preserve"/>
+      </w:r>
+    </w:p>
+    <w:p>
+      <w:r>
+        <w:t xml:space="preserve">Question: Washing the hands before and after every patient contact is an example of</w:t>
+      </w:r>
+    </w:p>
+    <w:p>
+      <w:r>
+        <w:t xml:space="preserve">(a) Medical asepsis</w:t>
+      </w:r>
+    </w:p>
+    <w:p>
+      <w:r>
+        <w:t xml:space="preserve">(b) Surgical asepsis</w:t>
+      </w:r>
+    </w:p>
+    <w:p>
+      <w:r>
+        <w:t xml:space="preserve">(c) Sterilization</w:t>
+      </w:r>
+    </w:p>
+    <w:p>
+      <w:r>
+        <w:t xml:space="preserve">(d) Disinfection only</w:t>
+      </w:r>
+    </w:p>
+    <w:p>
+      <w:r>
+        <w:t xml:space="preserve">Answer: a</w:t>
+      </w:r>
+    </w:p>
+    <w:p>
+      <w:r>
+        <w:t xml:space="preserve">Solution: ✅ Correct Answer: a</w:t>
+      </w:r>
+    </w:p>
+    <w:p>
+      <w:r>
+        <w:t xml:space="preserve">🧠 Clinical Rationale: Medical asepsis (clean technique) reduces the number and spread of microorganisms — hand washing before and after each patient is its cornerstone.</w:t>
+      </w:r>
+    </w:p>
+    <w:p>
+      <w:r>
+        <w:t xml:space="preserve">❌ Why Not Other Options?</w:t>
+      </w:r>
+    </w:p>
+    <w:p>
+      <w:r>
+        <w:t xml:space="preserve">(b) — Surgical asepsis (sterile technique) keeps an area free of ALL organisms and is used in the OR.</w:t>
+      </w:r>
+    </w:p>
+    <w:p>
+      <w:r>
+        <w:t xml:space="preserve">(c) — Sterilization destroys all microorganisms on objects.</w:t>
+      </w:r>
+    </w:p>
+    <w:p>
+      <w:r>
+        <w:t xml:space="preserve">(d) — Disinfection is a chemical process on surfaces.</w:t>
+      </w:r>
+    </w:p>
+    <w:p>
+      <w:r>
+        <w:t xml:space="preserve">⚠️ Exam Trap: "Medical asepsis = clean (hand washing); surgical asepsis = sterile (OR)" — the clean-vs-sterile contrast is a fundamentals favourite.</w:t>
+      </w:r>
+    </w:p>
+    <w:p>
+      <w:r>
+        <w:t xml:space="preserve">💎 PNC Pearl: "Medical asepsis keeps things clean; surgical asepsis keeps things sterile — one is a broom, the other a fortress."</w:t>
+      </w:r>
+    </w:p>
+    <w:p>
+      <w:r>
+        <w:t xml:space="preserve">Positive Marks: 1</w:t>
+      </w:r>
+    </w:p>
+    <w:p>
+      <w:r>
+        <w:t xml:space="preserve">Negative Marks: 0.25</w:t>
+      </w:r>
+    </w:p>
+    <w:p>
+      <w:r>
+        <w:t xml:space="preserve"/>
+      </w:r>
+    </w:p>
+    <w:p>
+      <w:r>
+        <w:t xml:space="preserve">Question: The primary responsibility of a charge nurse on a shift is to</w:t>
+      </w:r>
+    </w:p>
+    <w:p>
+      <w:r>
+        <w:t xml:space="preserve">(a) Coordinate and supervise nursing care on the unit</w:t>
+      </w:r>
+    </w:p>
+    <w:p>
+      <w:r>
+        <w:t xml:space="preserve">(b) Administer only one drug to one patient</w:t>
+      </w:r>
+    </w:p>
+    <w:p>
+      <w:r>
+        <w:t xml:space="preserve">(c) Prepare the annual budget alone</w:t>
+      </w:r>
+    </w:p>
+    <w:p>
+      <w:r>
+        <w:t xml:space="preserve">(d) Order medicines for the whole hospital</w:t>
+      </w:r>
+    </w:p>
+    <w:p>
+      <w:r>
+        <w:t xml:space="preserve">Answer: a</w:t>
+      </w:r>
+    </w:p>
+    <w:p>
+      <w:r>
+        <w:t xml:space="preserve">Solution: ✅ Correct Answer: a</w:t>
+      </w:r>
+    </w:p>
+    <w:p>
+      <w:r>
+        <w:t xml:space="preserve">🧠 Clinical Rationale: The charge nurse coordinates patient care, assigns and supervises staff, and manages the unit for the shift.</w:t>
+      </w:r>
+    </w:p>
+    <w:p>
+      <w:r>
+        <w:t xml:space="preserve">❌ Why Not Other Options?</w:t>
+      </w:r>
+    </w:p>
+    <w:p>
+      <w:r>
+        <w:t xml:space="preserve">(b) — Direct patient care is one task, not the primary role.</w:t>
+      </w:r>
+    </w:p>
+    <w:p>
+      <w:r>
+        <w:t xml:space="preserve">(c) — Budgets are an administrative role above the unit level.</w:t>
+      </w:r>
+    </w:p>
+    <w:p>
+      <w:r>
+        <w:t xml:space="preserve">(d) — Hospital-wide medicine orders are not a nurse's role.</w:t>
+      </w:r>
+    </w:p>
+    <w:p>
+      <w:r>
+        <w:t xml:space="preserve">⚠️ Exam Trap: "Charge nurse = unit coordination and supervision for the shift" — leadership questions usually point to coordination, delegation, and supervision.</w:t>
+      </w:r>
+    </w:p>
+    <w:p>
+      <w:r>
+        <w:t xml:space="preserve">💎 PNC Pearl: "The charge nurse is the unit's conductor — assigning, supervising, and keeping the shift in tune."</w:t>
+      </w:r>
+    </w:p>
+    <w:p>
+      <w:r>
+        <w:t xml:space="preserve">Positive Marks: 1</w:t>
+      </w:r>
+    </w:p>
+    <w:p>
+      <w:r>
+        <w:t xml:space="preserve">Negative Marks: 0.25</w:t>
       </w:r>
     </w:p>
     <w:sectPr>
       <w:pgSz w:w="12240" w:h="15840"/>
-      <w:pgMar w:top="864" w:right="1008" w:bottom="864" w:left="1008" w:header="720" w:footer="720" w:gutter="0"/>
+      <w:pgMar w:top="1440" w:right="1800" w:bottom="1440" w:left="1800" w:header="720" w:footer="720" w:gutter="0"/>
       <w:cols w:space="720"/>
       <w:docGrid w:linePitch="360"/>
     </w:sectPr>
@@ -2535,10 +2065,6 @@
     <w:name w:val="Normal"/>
     <w:qFormat/>
     <w:rsid w:val="00FC693F"/>
-    <w:rPr>
-      <w:rFonts w:ascii="Calibri" w:hAnsi="Calibri"/>
-      <w:sz w:val="22"/>
-    </w:rPr>
   </w:style>
   <w:style w:type="paragraph" w:styleId="Header">
     <w:name w:val="header"/>
